--- a/tools/README.docx
+++ b/tools/README.docx
@@ -2200,7 +2200,7 @@
           <w:sz w:val="22"/>
           <w:szCs w:val="22"/>
         </w:rPr>
-        <w:pict>
+        <w:pict w14:anchorId="0A313E7E">
           <v:rect id="_x0000_i1025" style="width:0;height:1.5pt" o:hralign="center" o:hrstd="t" o:hr="t" fillcolor="#a0a0a0" stroked="f"/>
         </w:pict>
       </w:r>
@@ -2214,6 +2214,174 @@
       </w:pPr>
       <w:r>
         <w:rPr>
+          <w:rFonts w:ascii="Segoe UI" w:eastAsia="Times New Roman" w:hAnsi="Segoe UI" w:cs="Segoe UI"/>
+        </w:rPr>
+        <w:t>Версии в Word</w:t>
+      </w:r>
+    </w:p>
+    <w:p>
+      <w:pPr>
+        <w:pStyle w:val="a3"/>
+        <w:rPr>
+          <w:rFonts w:ascii="Segoe UI" w:hAnsi="Segoe UI" w:cs="Segoe UI"/>
+          <w:sz w:val="22"/>
+          <w:szCs w:val="22"/>
+        </w:rPr>
+      </w:pPr>
+      <w:r>
+        <w:rPr>
+          <w:rFonts w:ascii="Segoe UI" w:hAnsi="Segoe UI" w:cs="Segoe UI"/>
+          <w:sz w:val="22"/>
+          <w:szCs w:val="22"/>
+        </w:rPr>
+        <w:t xml:space="preserve">Рядом с исходниками лежат </w:t>
+      </w:r>
+      <w:r>
+        <w:rPr>
+          <w:rStyle w:val="HTML"/>
+        </w:rPr>
+        <w:t>README.docx</w:t>
+      </w:r>
+      <w:r>
+        <w:rPr>
+          <w:rFonts w:ascii="Segoe UI" w:hAnsi="Segoe UI" w:cs="Segoe UI"/>
+          <w:sz w:val="22"/>
+          <w:szCs w:val="22"/>
+        </w:rPr>
+        <w:t xml:space="preserve"> и </w:t>
+      </w:r>
+      <w:r>
+        <w:rPr>
+          <w:rStyle w:val="HTML"/>
+        </w:rPr>
+        <w:t>DATA_MAP.docx</w:t>
+      </w:r>
+      <w:r>
+        <w:rPr>
+          <w:rFonts w:ascii="Segoe UI" w:hAnsi="Segoe UI" w:cs="Segoe UI"/>
+          <w:sz w:val="22"/>
+          <w:szCs w:val="22"/>
+        </w:rPr>
+        <w:t xml:space="preserve"> — для тех, кому удобнее Word (таблицы, оглавление, печать). Пересобрать после правки </w:t>
+      </w:r>
+      <w:r>
+        <w:rPr>
+          <w:rStyle w:val="HTML"/>
+        </w:rPr>
+        <w:t>.md</w:t>
+      </w:r>
+      <w:r>
+        <w:rPr>
+          <w:rFonts w:ascii="Segoe UI" w:hAnsi="Segoe UI" w:cs="Segoe UI"/>
+          <w:sz w:val="22"/>
+          <w:szCs w:val="22"/>
+        </w:rPr>
+        <w:t>:</w:t>
+      </w:r>
+    </w:p>
+    <w:p>
+      <w:pPr>
+        <w:pStyle w:val="HTML0"/>
+        <w:rPr>
+          <w:rStyle w:val="HTML"/>
+        </w:rPr>
+      </w:pPr>
+      <w:r>
+        <w:rPr>
+          <w:rStyle w:val="HTML"/>
+        </w:rPr>
+        <w:t>pip install markdown pywin32        # од</w:t>
+      </w:r>
+      <w:r>
+        <w:rPr>
+          <w:rStyle w:val="HTML"/>
+        </w:rPr>
+        <w:t>ин раз</w:t>
+      </w:r>
+    </w:p>
+    <w:p>
+      <w:pPr>
+        <w:pStyle w:val="HTML0"/>
+        <w:rPr>
+          <w:rStyle w:val="HTML"/>
+        </w:rPr>
+      </w:pPr>
+      <w:r>
+        <w:rPr>
+          <w:rStyle w:val="HTML"/>
+        </w:rPr>
+        <w:t>python tools/md2docx.py tools/README.md tools/DATA_MAP.md</w:t>
+      </w:r>
+    </w:p>
+    <w:p>
+      <w:pPr>
+        <w:pStyle w:val="a3"/>
+        <w:rPr>
+          <w:rFonts w:ascii="Segoe UI" w:hAnsi="Segoe UI" w:cs="Segoe UI"/>
+          <w:sz w:val="22"/>
+          <w:szCs w:val="22"/>
+        </w:rPr>
+      </w:pPr>
+      <w:r>
+        <w:rPr>
+          <w:rFonts w:ascii="Segoe UI" w:hAnsi="Segoe UI" w:cs="Segoe UI"/>
+          <w:sz w:val="22"/>
+          <w:szCs w:val="22"/>
+        </w:rPr>
+        <w:t xml:space="preserve">Конвертер </w:t>
+      </w:r>
+      <w:r>
+        <w:rPr>
+          <w:rStyle w:val="HTML"/>
+        </w:rPr>
+        <w:t>md2docx.py</w:t>
+      </w:r>
+      <w:r>
+        <w:rPr>
+          <w:rFonts w:ascii="Segoe UI" w:hAnsi="Segoe UI" w:cs="Segoe UI"/>
+          <w:sz w:val="22"/>
+          <w:szCs w:val="22"/>
+        </w:rPr>
+        <w:t xml:space="preserve"> собирает HTML и сохраняет через установленный Microsoft Word (нужен Windows с Word). Исходник — всегда </w:t>
+      </w:r>
+      <w:r>
+        <w:rPr>
+          <w:rStyle w:val="HTML"/>
+        </w:rPr>
+        <w:t>.md</w:t>
+      </w:r>
+      <w:r>
+        <w:rPr>
+          <w:rFonts w:ascii="Segoe UI" w:hAnsi="Segoe UI" w:cs="Segoe UI"/>
+          <w:sz w:val="22"/>
+          <w:szCs w:val="22"/>
+        </w:rPr>
+        <w:t xml:space="preserve">; </w:t>
+      </w:r>
+      <w:r>
+        <w:rPr>
+          <w:rStyle w:val="HTML"/>
+        </w:rPr>
+        <w:t>.docx</w:t>
+      </w:r>
+      <w:r>
+        <w:rPr>
+          <w:rFonts w:ascii="Segoe UI" w:hAnsi="Segoe UI" w:cs="Segoe UI"/>
+          <w:sz w:val="22"/>
+          <w:szCs w:val="22"/>
+        </w:rPr>
+        <w:t xml:space="preserve"> пересобирается из него.</w:t>
+      </w:r>
+    </w:p>
+    <w:p>
+      <w:pPr>
+        <w:pStyle w:val="2"/>
+        <w:rPr>
+          <w:rFonts w:ascii="Segoe UI" w:eastAsia="Times New Roman" w:hAnsi="Segoe UI" w:cs="Segoe UI"/>
+        </w:rPr>
+      </w:pPr>
+      <w:r>
+        <w:rPr>
           <w:rStyle w:val="HTML"/>
         </w:rPr>
         <w:t>DATA_MAP.md</w:t>
@@ -2222,7 +2390,13 @@
         <w:rPr>
           <w:rFonts w:ascii="Segoe UI" w:eastAsia="Times New Roman" w:hAnsi="Segoe UI" w:cs="Segoe UI"/>
         </w:rPr>
-        <w:t xml:space="preserve"> — что импортируется из 1С и где журнал</w:t>
+        <w:t xml:space="preserve"> — что импортируется </w:t>
+      </w:r>
+      <w:r>
+        <w:rPr>
+          <w:rFonts w:ascii="Segoe UI" w:eastAsia="Times New Roman" w:hAnsi="Segoe UI" w:cs="Segoe UI"/>
+        </w:rPr>
+        <w:t>из 1С и где журнал</w:t>
       </w:r>
     </w:p>
     <w:p>
@@ -2240,15 +2414,15 @@
           <w:sz w:val="22"/>
           <w:szCs w:val="22"/>
         </w:rPr>
-        <w:t>Справочник «что откуда взялось»: цепочка «объект 1С → процедура → таблицы», основные поля всех наполняемых таблиц Firebird, метки времени (какими п</w:t>
-      </w:r>
-      <w:r>
-        <w:rPr>
-          <w:rFonts w:ascii="Segoe UI" w:hAnsi="Segoe UI" w:cs="Segoe UI"/>
-          <w:sz w:val="22"/>
-          <w:szCs w:val="22"/>
-        </w:rPr>
-        <w:t xml:space="preserve">олями вообще можно датировать импорт), описание коллекций MongoDB как </w:t>
+        <w:t xml:space="preserve">Справочник «что откуда взялось»: цепочка «объект 1С → процедура → таблицы», основные </w:t>
+      </w:r>
+      <w:r>
+        <w:rPr>
+          <w:rFonts w:ascii="Segoe UI" w:hAnsi="Segoe UI" w:cs="Segoe UI"/>
+          <w:sz w:val="22"/>
+          <w:szCs w:val="22"/>
+        </w:rPr>
+        <w:t xml:space="preserve">поля всех наполняемых таблиц Firebird, метки времени (какими полями вообще можно датировать импорт), описание коллекций MongoDB как </w:t>
       </w:r>
       <w:r>
         <w:rPr>
@@ -2293,7 +2467,15 @@
           <w:sz w:val="22"/>
           <w:szCs w:val="22"/>
         </w:rPr>
-        <w:t xml:space="preserve"> (какой ID присвоен в HiTek).</w:t>
+        <w:t xml:space="preserve"> </w:t>
+      </w:r>
+      <w:r>
+        <w:rPr>
+          <w:rFonts w:ascii="Segoe UI" w:hAnsi="Segoe UI" w:cs="Segoe UI"/>
+          <w:sz w:val="22"/>
+          <w:szCs w:val="22"/>
+        </w:rPr>
+        <w:t>(какой ID присвоен в HiTek).</w:t>
       </w:r>
     </w:p>
     <w:p>
@@ -2311,15 +2493,8 @@
           <w:sz w:val="22"/>
           <w:szCs w:val="22"/>
         </w:rPr>
-        <w:t>Отдельно — две ловушки сопоставления: Mongo хранит UTC, а Firebird местное время (р</w:t>
-      </w:r>
-      <w:r>
-        <w:rPr>
-          <w:rFonts w:ascii="Segoe UI" w:hAnsi="Segoe UI" w:cs="Segoe UI"/>
-          <w:sz w:val="22"/>
-          <w:szCs w:val="22"/>
-        </w:rPr>
-        <w:t xml:space="preserve">азница ровно 5 часов), и в журнале есть дубли по одному </w:t>
+        <w:lastRenderedPageBreak/>
+        <w:t xml:space="preserve">Отдельно — две ловушки сопоставления: Mongo хранит UTC, а Firebird местное время (разница ровно 5 часов), и в журнале есть дубли по одному </w:t>
       </w:r>
       <w:r>
         <w:rPr>
@@ -2371,7 +2546,15 @@
           <w:sz w:val="22"/>
           <w:szCs w:val="22"/>
         </w:rPr>
-        <w:t>Два самостоятельных файла, переносятся на любую машину импортом:</w:t>
+        <w:t>Два самостоятельных файла, переносятся на</w:t>
+      </w:r>
+      <w:r>
+        <w:rPr>
+          <w:rFonts w:ascii="Segoe UI" w:hAnsi="Segoe UI" w:cs="Segoe UI"/>
+          <w:sz w:val="22"/>
+          <w:szCs w:val="22"/>
+        </w:rPr>
+        <w:t xml:space="preserve"> любую машину импортом:</w:t>
       </w:r>
     </w:p>
     <w:tbl>
@@ -2430,7 +2613,6 @@
                 <w:sz w:val="19"/>
                 <w:szCs w:val="19"/>
               </w:rPr>
-              <w:lastRenderedPageBreak/>
               <w:t>Файл</w:t>
             </w:r>
           </w:p>
@@ -2622,7 +2804,15 @@
                 <w:sz w:val="19"/>
                 <w:szCs w:val="19"/>
               </w:rPr>
-              <w:t>14 запросов: метаданные (</w:t>
+              <w:t>14 запросов: метад</w:t>
+            </w:r>
+            <w:r>
+              <w:rPr>
+                <w:rFonts w:ascii="Segoe UI" w:eastAsia="Times New Roman" w:hAnsi="Segoe UI" w:cs="Segoe UI"/>
+                <w:sz w:val="19"/>
+                <w:szCs w:val="19"/>
+              </w:rPr>
+              <w:t>анные (</w:t>
             </w:r>
             <w:r>
               <w:rPr>
@@ -2650,15 +2840,7 @@
                 <w:sz w:val="19"/>
                 <w:szCs w:val="19"/>
               </w:rPr>
-              <w:t>, …) и вызовы процед</w:t>
-            </w:r>
-            <w:r>
-              <w:rPr>
-                <w:rFonts w:ascii="Segoe UI" w:eastAsia="Times New Roman" w:hAnsi="Segoe UI" w:cs="Segoe UI"/>
-                <w:sz w:val="19"/>
-                <w:szCs w:val="19"/>
-              </w:rPr>
-              <w:t xml:space="preserve">ур через </w:t>
+              <w:t xml:space="preserve">, …) и вызовы процедур через </w:t>
             </w:r>
             <w:r>
               <w:rPr>
@@ -2739,7 +2921,15 @@
           <w:sz w:val="22"/>
           <w:szCs w:val="22"/>
         </w:rPr>
-        <w:t xml:space="preserve"> внутри самой коллекции (вкладка </w:t>
+        <w:t xml:space="preserve"> внутри самой коллекции (вкладк</w:t>
+      </w:r>
+      <w:r>
+        <w:rPr>
+          <w:rFonts w:ascii="Segoe UI" w:hAnsi="Segoe UI" w:cs="Segoe UI"/>
+          <w:sz w:val="22"/>
+          <w:szCs w:val="22"/>
+        </w:rPr>
+        <w:t xml:space="preserve">а </w:t>
       </w:r>
       <w:r>
         <w:rPr>
@@ -2812,13 +3002,7 @@
         <w:rPr>
           <w:rStyle w:val="HTML"/>
         </w:rPr>
-        <w:t>b</w:t>
-      </w:r>
-      <w:r>
-        <w:rPr>
-          <w:rStyle w:val="HTML"/>
-        </w:rPr>
-        <w:t>aseUrl по умолчанию   C1CServ  http://127.0.0.1:3738     fb-port  http://127.0.0.1:3333</w:t>
+        <w:t>baseUrl по умолчанию   C1CServ  http://127.0.0.1:3738     fb-port  http://127.0.0.1:3333</w:t>
       </w:r>
     </w:p>
     <w:p>
@@ -2846,7 +3030,13 @@
         <w:rPr>
           <w:rStyle w:val="HTML"/>
         </w:rPr>
-        <w:t>исторически (Postman)  C1CServ  http://192.168.10.65:3738  fb-port  http://localhost:8080</w:t>
+        <w:t>исторически (Postman)  C1CServ  http://192.168.10.65:3738  fb-port  h</w:t>
+      </w:r>
+      <w:r>
+        <w:rPr>
+          <w:rStyle w:val="HTML"/>
+        </w:rPr>
+        <w:t>ttp://localhost:8080</w:t>
       </w:r>
     </w:p>
     <w:p>
@@ -2864,15 +3054,7 @@
           <w:sz w:val="22"/>
           <w:szCs w:val="22"/>
         </w:rPr>
-        <w:t>Наборы собраны из дв</w:t>
-      </w:r>
-      <w:r>
-        <w:rPr>
-          <w:rFonts w:ascii="Segoe UI" w:hAnsi="Segoe UI" w:cs="Segoe UI"/>
-          <w:sz w:val="22"/>
-          <w:szCs w:val="22"/>
-        </w:rPr>
-        <w:t>ух источников: запросы, найденные в локальном Postman (</w:t>
+        <w:t>Наборы собраны из двух источников: запросы, найденные в локальном Postman (</w:t>
       </w:r>
       <w:r>
         <w:rPr>
@@ -2960,15 +3142,15 @@
           <w:sz w:val="22"/>
           <w:szCs w:val="22"/>
         </w:rPr>
-        <w:t>Две особенности, из-за которых запросы легко состав</w:t>
-      </w:r>
-      <w:r>
-        <w:rPr>
-          <w:rFonts w:ascii="Segoe UI" w:hAnsi="Segoe UI" w:cs="Segoe UI"/>
-          <w:sz w:val="22"/>
-          <w:szCs w:val="22"/>
-        </w:rPr>
-        <w:t>ить неверно:</w:t>
+        <w:t>Две особен</w:t>
+      </w:r>
+      <w:r>
+        <w:rPr>
+          <w:rFonts w:ascii="Segoe UI" w:hAnsi="Segoe UI" w:cs="Segoe UI"/>
+          <w:sz w:val="22"/>
+          <w:szCs w:val="22"/>
+        </w:rPr>
+        <w:t>ности, из-за которых запросы легко составить неверно:</w:t>
       </w:r>
     </w:p>
     <w:p>
@@ -3052,7 +3234,15 @@
           <w:sz w:val="22"/>
           <w:szCs w:val="22"/>
         </w:rPr>
-        <w:t xml:space="preserve"> (опечатка в исходном API), и если его не указать — транзакция будет </w:t>
+        <w:t xml:space="preserve"> </w:t>
+      </w:r>
+      <w:r>
+        <w:rPr>
+          <w:rFonts w:ascii="Segoe UI" w:eastAsia="Times New Roman" w:hAnsi="Segoe UI" w:cs="Segoe UI"/>
+          <w:sz w:val="22"/>
+          <w:szCs w:val="22"/>
+        </w:rPr>
+        <w:t xml:space="preserve">(опечатка в исходном API), и если его не указать — транзакция будет </w:t>
       </w:r>
       <w:r>
         <w:rPr>
@@ -3066,15 +3256,7 @@
           <w:sz w:val="22"/>
           <w:szCs w:val="22"/>
         </w:rPr>
-        <w:t>, то ест</w:t>
-      </w:r>
-      <w:r>
-        <w:rPr>
-          <w:rFonts w:ascii="Segoe UI" w:eastAsia="Times New Roman" w:hAnsi="Segoe UI" w:cs="Segoe UI"/>
-          <w:sz w:val="22"/>
-          <w:szCs w:val="22"/>
-        </w:rPr>
-        <w:t xml:space="preserve">ь на запись. Для чтения указывайте </w:t>
+        <w:t xml:space="preserve">, то есть на запись. Для чтения указывайте </w:t>
       </w:r>
       <w:r>
         <w:rPr>
@@ -3105,7 +3287,7 @@
           <w:sz w:val="22"/>
           <w:szCs w:val="22"/>
         </w:rPr>
-        <w:pict>
+        <w:pict w14:anchorId="1E371628">
           <v:rect id="_x0000_i1026" style="width:0;height:1.5pt" o:hralign="center" o:hrstd="t" o:hr="t" fillcolor="#a0a0a0" stroked="f"/>
         </w:pict>
       </w:r>
@@ -3145,7 +3327,15 @@
           <w:sz w:val="22"/>
           <w:szCs w:val="22"/>
         </w:rPr>
-        <w:t xml:space="preserve">Отвечает на вопрос «что из стека HiTek/1С стоит на этой машине и как настроено». Ищет и описывает: </w:t>
+        <w:t>Отвечает на вопрос «что из стека HiTek/1С с</w:t>
+      </w:r>
+      <w:r>
+        <w:rPr>
+          <w:rFonts w:ascii="Segoe UI" w:hAnsi="Segoe UI" w:cs="Segoe UI"/>
+          <w:sz w:val="22"/>
+          <w:szCs w:val="22"/>
+        </w:rPr>
+        <w:t xml:space="preserve">тоит на этой машине и как настроено». Ищет и описывает: </w:t>
       </w:r>
       <w:r>
         <w:rPr>
@@ -3281,13 +3471,13 @@
         <w:rPr>
           <w:rStyle w:val="HTML"/>
         </w:rPr>
-        <w:t># у</w:t>
-      </w:r>
-      <w:r>
-        <w:rPr>
-          <w:rStyle w:val="HTML"/>
-        </w:rPr>
-        <w:t>далённо (рекомендуется под root — иначе часть данных не видна)</w:t>
+        <w:t># удалённо (рекомендуется под root — иначе час</w:t>
+      </w:r>
+      <w:r>
+        <w:rPr>
+          <w:rStyle w:val="HTML"/>
+        </w:rPr>
+        <w:t>ть данных не видна)</w:t>
       </w:r>
     </w:p>
     <w:p>
@@ -3373,14 +3563,13 @@
         <w:rPr>
           <w:rStyle w:val="HTML"/>
         </w:rPr>
-        <w:lastRenderedPageBreak/>
-        <w:t>ssh &lt;host&gt; 's</w:t>
-      </w:r>
-      <w:r>
-        <w:rPr>
-          <w:rStyle w:val="HTML"/>
-        </w:rPr>
-        <w:t>udo bash -s' &lt; tools/discover-stack.sh -- --out /tmp/audit</w:t>
+        <w:t>ssh &lt;host&gt; 'sudo bash -s' &lt; tools/discover-stack.sh -- -</w:t>
+      </w:r>
+      <w:r>
+        <w:rPr>
+          <w:rStyle w:val="HTML"/>
+        </w:rPr>
+        <w:t>-out /tmp/audit</w:t>
       </w:r>
     </w:p>
     <w:p>
@@ -3836,16 +4025,7 @@
                 <w:sz w:val="19"/>
                 <w:szCs w:val="19"/>
               </w:rPr>
-              <w:t>опознание HiTek по схе</w:t>
-            </w:r>
-            <w:r>
-              <w:rPr>
-                <w:rStyle w:val="a4"/>
-                <w:rFonts w:ascii="Segoe UI" w:eastAsia="Times New Roman" w:hAnsi="Segoe UI" w:cs="Segoe UI"/>
-                <w:sz w:val="19"/>
-                <w:szCs w:val="19"/>
-              </w:rPr>
-              <w:t>ме</w:t>
+              <w:t>опознание HiTek по схеме</w:t>
             </w:r>
             <w:r>
               <w:rPr>
@@ -3881,7 +4061,15 @@
                 <w:sz w:val="19"/>
                 <w:szCs w:val="19"/>
               </w:rPr>
-              <w:t>, счётчики заказов/номенклатуры/движений, кто подключён</w:t>
+              <w:t>, счётчики заказов/номенклатуры/движений</w:t>
+            </w:r>
+            <w:r>
+              <w:rPr>
+                <w:rFonts w:ascii="Segoe UI" w:eastAsia="Times New Roman" w:hAnsi="Segoe UI" w:cs="Segoe UI"/>
+                <w:sz w:val="19"/>
+                <w:szCs w:val="19"/>
+              </w:rPr>
+              <w:t>, кто подключён</w:t>
             </w:r>
           </w:p>
         </w:tc>
@@ -4060,15 +4248,7 @@
                 <w:sz w:val="19"/>
                 <w:szCs w:val="19"/>
               </w:rPr>
-              <w:t>C1CSer</w:t>
-            </w:r>
-            <w:r>
-              <w:rPr>
-                <w:rFonts w:ascii="Segoe UI" w:eastAsia="Times New Roman" w:hAnsi="Segoe UI" w:cs="Segoe UI"/>
-                <w:sz w:val="19"/>
-                <w:szCs w:val="19"/>
-              </w:rPr>
-              <w:t xml:space="preserve">v: то же + Mongo, адрес 1С и </w:t>
+              <w:t xml:space="preserve">C1CServ: то же + Mongo, адрес 1С и </w:t>
             </w:r>
             <w:r>
               <w:rPr>
@@ -4319,7 +4499,15 @@
           <w:sz w:val="22"/>
           <w:szCs w:val="22"/>
         </w:rPr>
-        <w:t xml:space="preserve"> и схемам экспорта. У обоих проектов </w:t>
+        <w:t xml:space="preserve"> и схемам </w:t>
+      </w:r>
+      <w:r>
+        <w:rPr>
+          <w:rFonts w:ascii="Segoe UI" w:hAnsi="Segoe UI" w:cs="Segoe UI"/>
+          <w:sz w:val="22"/>
+          <w:szCs w:val="22"/>
+        </w:rPr>
+        <w:t xml:space="preserve">экспорта. У обоих проектов </w:t>
       </w:r>
       <w:r>
         <w:rPr>
@@ -4365,15 +4553,7 @@
           <w:sz w:val="22"/>
           <w:szCs w:val="22"/>
         </w:rPr>
-        <w:t>Базу HiTek скрипт узнаёт по маркерным таб</w:t>
-      </w:r>
-      <w:r>
-        <w:rPr>
-          <w:rFonts w:ascii="Segoe UI" w:hAnsi="Segoe UI" w:cs="Segoe UI"/>
-          <w:sz w:val="22"/>
-          <w:szCs w:val="22"/>
-        </w:rPr>
-        <w:t>лицам (</w:t>
+        <w:t>Базу HiTek скрипт узнаёт по маркерным таблицам (</w:t>
       </w:r>
       <w:r>
         <w:rPr>
@@ -4471,24 +4651,32 @@
           <w:sz w:val="22"/>
           <w:szCs w:val="22"/>
         </w:rPr>
-        <w:t>), а не по имени файла — это отличает боевую базу от копии, тестовой и чужой.</w:t>
-      </w:r>
-    </w:p>
-    <w:p>
-      <w:pPr>
-        <w:rPr>
-          <w:rFonts w:ascii="Segoe UI" w:eastAsia="Times New Roman" w:hAnsi="Segoe UI" w:cs="Segoe UI"/>
-          <w:sz w:val="22"/>
-          <w:szCs w:val="22"/>
-        </w:rPr>
-      </w:pPr>
-      <w:r>
-        <w:rPr>
-          <w:rFonts w:ascii="Segoe UI" w:eastAsia="Times New Roman" w:hAnsi="Segoe UI" w:cs="Segoe UI"/>
-          <w:sz w:val="22"/>
-          <w:szCs w:val="22"/>
-        </w:rPr>
-        <w:pict>
+        <w:t>), а не по имени файла — это отличает</w:t>
+      </w:r>
+      <w:r>
+        <w:rPr>
+          <w:rFonts w:ascii="Segoe UI" w:hAnsi="Segoe UI" w:cs="Segoe UI"/>
+          <w:sz w:val="22"/>
+          <w:szCs w:val="22"/>
+        </w:rPr>
+        <w:t xml:space="preserve"> боевую базу от копии, тестовой и чужой.</w:t>
+      </w:r>
+    </w:p>
+    <w:p>
+      <w:pPr>
+        <w:rPr>
+          <w:rFonts w:ascii="Segoe UI" w:eastAsia="Times New Roman" w:hAnsi="Segoe UI" w:cs="Segoe UI"/>
+          <w:sz w:val="22"/>
+          <w:szCs w:val="22"/>
+        </w:rPr>
+      </w:pPr>
+      <w:r>
+        <w:rPr>
+          <w:rFonts w:ascii="Segoe UI" w:eastAsia="Times New Roman" w:hAnsi="Segoe UI" w:cs="Segoe UI"/>
+          <w:sz w:val="22"/>
+          <w:szCs w:val="22"/>
+        </w:rPr>
+        <w:pict w14:anchorId="4259C0B7">
           <v:rect id="_x0000_i1027" style="width:0;height:1.5pt" o:hralign="center" o:hrstd="t" o:hr="t" fillcolor="#a0a0a0" stroked="f"/>
         </w:pict>
       </w:r>
@@ -4536,7 +4724,13 @@
         <w:rPr>
           <w:rFonts w:ascii="Segoe UI" w:eastAsia="Times New Roman" w:hAnsi="Segoe UI" w:cs="Segoe UI"/>
         </w:rPr>
-        <w:t>Шаг 1–2. Что работает и где лежит</w:t>
+        <w:t>Шаг 1</w:t>
+      </w:r>
+      <w:r>
+        <w:rPr>
+          <w:rFonts w:ascii="Segoe UI" w:eastAsia="Times New Roman" w:hAnsi="Segoe UI" w:cs="Segoe UI"/>
+        </w:rPr>
+        <w:t>–2. Что работает и где лежит</w:t>
       </w:r>
     </w:p>
     <w:p>
@@ -4554,15 +4748,7 @@
           <w:sz w:val="22"/>
           <w:szCs w:val="22"/>
         </w:rPr>
-        <w:t>Начинать надо с процессов, а не с каталогов: так сразу видно и порты,</w:t>
-      </w:r>
-      <w:r>
-        <w:rPr>
-          <w:rFonts w:ascii="Segoe UI" w:hAnsi="Segoe UI" w:cs="Segoe UI"/>
-          <w:sz w:val="22"/>
-          <w:szCs w:val="22"/>
-        </w:rPr>
-        <w:t xml:space="preserve"> и рабочие каталоги.</w:t>
+        <w:t>Начинать надо с процессов, а не с каталогов: так сразу видно и порты, и рабочие каталоги.</w:t>
       </w:r>
     </w:p>
     <w:p>
@@ -4576,7 +4762,6 @@
         <w:rPr>
           <w:rStyle w:val="HTML"/>
         </w:rPr>
-        <w:lastRenderedPageBreak/>
         <w:t>ss -tlnp | grep -E ':(3737|3738|3333|27017|3050)'      # кто слушает нужные порты</w:t>
       </w:r>
     </w:p>
@@ -4591,7 +4776,13 @@
         <w:rPr>
           <w:rStyle w:val="HTML"/>
         </w:rPr>
-        <w:t>ps -eo pid,user,args | grep -E 'node|firebird|mongod' | grep -v grep</w:t>
+        <w:t>ps -eo pid,user,args | grep -E 'node|firebird|mongod' |</w:t>
+      </w:r>
+      <w:r>
+        <w:rPr>
+          <w:rStyle w:val="HTML"/>
+        </w:rPr>
+        <w:t xml:space="preserve"> grep -v grep</w:t>
       </w:r>
     </w:p>
     <w:p>
@@ -4627,13 +4818,7 @@
         <w:rPr>
           <w:rStyle w:val="HTML"/>
         </w:rPr>
-        <w:t>ls -l /</w:t>
-      </w:r>
-      <w:r>
-        <w:rPr>
-          <w:rStyle w:val="HTML"/>
-        </w:rPr>
-        <w:t>proc/&lt;PID&gt;/cwd</w:t>
+        <w:t>ls -l /proc/&lt;PID&gt;/cwd</w:t>
       </w:r>
     </w:p>
     <w:p>
@@ -4702,7 +4887,16 @@
           <w:sz w:val="22"/>
           <w:szCs w:val="22"/>
         </w:rPr>
-        <w:t xml:space="preserve"> не перекрывает уже заданные переменные</w:t>
+        <w:t xml:space="preserve"> не перекрывае</w:t>
+      </w:r>
+      <w:r>
+        <w:rPr>
+          <w:rStyle w:val="a4"/>
+          <w:rFonts w:ascii="Segoe UI" w:hAnsi="Segoe UI" w:cs="Segoe UI"/>
+          <w:sz w:val="22"/>
+          <w:szCs w:val="22"/>
+        </w:rPr>
+        <w:t>т уже заданные переменные</w:t>
       </w:r>
       <w:r>
         <w:rPr>
@@ -4808,13 +5002,7 @@
         <w:rPr>
           <w:rStyle w:val="HTML"/>
         </w:rPr>
-        <w:t>systemct</w:t>
-      </w:r>
-      <w:r>
-        <w:rPr>
-          <w:rStyle w:val="HTML"/>
-        </w:rPr>
-        <w:t>l status firebird 2&gt;/dev/null | head -3</w:t>
+        <w:t>systemctl status firebird 2&gt;/dev/null | head -3</w:t>
       </w:r>
     </w:p>
     <w:p>
@@ -4883,7 +5071,15 @@
           <w:sz w:val="22"/>
           <w:szCs w:val="22"/>
         </w:rPr>
-        <w:t xml:space="preserve"> или слушается </w:t>
+        <w:t xml:space="preserve"> </w:t>
+      </w:r>
+      <w:r>
+        <w:rPr>
+          <w:rFonts w:ascii="Segoe UI" w:hAnsi="Segoe UI" w:cs="Segoe UI"/>
+          <w:sz w:val="22"/>
+          <w:szCs w:val="22"/>
+        </w:rPr>
+        <w:t xml:space="preserve">или слушается </w:t>
       </w:r>
       <w:r>
         <w:rPr>
@@ -4960,105 +5156,957 @@
           <w:sz w:val="22"/>
           <w:szCs w:val="22"/>
         </w:rPr>
-        <w:t>Конфигурация (в tarball-установке лежит в</w:t>
-      </w:r>
-      <w:r>
-        <w:rPr>
-          <w:rFonts w:ascii="Segoe UI" w:hAnsi="Segoe UI" w:cs="Segoe UI"/>
-          <w:sz w:val="22"/>
-          <w:szCs w:val="22"/>
+        <w:t xml:space="preserve">Конфигурация (в tarball-установке лежит в </w:t>
+      </w:r>
+      <w:r>
+        <w:rPr>
+          <w:rStyle w:val="HTML"/>
+        </w:rPr>
+        <w:t>/opt/firebird</w:t>
+      </w:r>
+      <w:r>
+        <w:rPr>
+          <w:rFonts w:ascii="Segoe UI" w:hAnsi="Segoe UI" w:cs="Segoe UI"/>
+          <w:sz w:val="22"/>
+          <w:szCs w:val="22"/>
+        </w:rPr>
+        <w:t xml:space="preserve">, в пакетной — в </w:t>
+      </w:r>
+      <w:r>
+        <w:rPr>
+          <w:rStyle w:val="HTML"/>
+        </w:rPr>
+        <w:t>/etc/firebird/&lt;версия&gt;</w:t>
+      </w:r>
+      <w:r>
+        <w:rPr>
+          <w:rFonts w:ascii="Segoe UI" w:hAnsi="Segoe UI" w:cs="Segoe UI"/>
+          <w:sz w:val="22"/>
+          <w:szCs w:val="22"/>
+        </w:rPr>
+        <w:t>):</w:t>
+      </w:r>
+    </w:p>
+    <w:p>
+      <w:pPr>
+        <w:pStyle w:val="HTML0"/>
+        <w:rPr>
+          <w:rStyle w:val="HTML"/>
+        </w:rPr>
+      </w:pPr>
+      <w:r>
+        <w:rPr>
+          <w:rStyle w:val="HTML"/>
+        </w:rPr>
+        <w:t>grep -vE '^\s*#|^\s*$' /opt/firebird/firebird.conf     # то</w:t>
+      </w:r>
+      <w:r>
+        <w:rPr>
+          <w:rStyle w:val="HTML"/>
+        </w:rPr>
+        <w:t>лько заданные параметры</w:t>
+      </w:r>
+    </w:p>
+    <w:p>
+      <w:pPr>
+        <w:pStyle w:val="HTML0"/>
+        <w:rPr>
+          <w:rStyle w:val="HTML"/>
+        </w:rPr>
+      </w:pPr>
+      <w:r>
+        <w:rPr>
+          <w:rStyle w:val="HTML"/>
+        </w:rPr>
+        <w:t>grep -vE '^\s*#|^\s*$' /opt/firebird/databases.conf    # алиасы: имя = путь</w:t>
+      </w:r>
+    </w:p>
+    <w:p>
+      <w:pPr>
+        <w:pStyle w:val="3"/>
+        <w:rPr>
+          <w:rFonts w:ascii="Segoe UI" w:eastAsia="Times New Roman" w:hAnsi="Segoe UI" w:cs="Segoe UI"/>
+        </w:rPr>
+      </w:pPr>
+      <w:r>
+        <w:rPr>
+          <w:rFonts w:ascii="Segoe UI" w:eastAsia="Times New Roman" w:hAnsi="Segoe UI" w:cs="Segoe UI"/>
+        </w:rPr>
+        <w:t>Шаг 4. Найти базы и опознать HiTek</w:t>
+      </w:r>
+    </w:p>
+    <w:p>
+      <w:pPr>
+        <w:pStyle w:val="HTML0"/>
+        <w:rPr>
+          <w:rStyle w:val="HTML"/>
+        </w:rPr>
+      </w:pPr>
+      <w:r>
+        <w:rPr>
+          <w:rStyle w:val="HTML"/>
+        </w:rPr>
+        <w:t>find /var/lib/firebird /mnt /srv -maxdepth 3 -name '*.fdb' -ls 2&gt;/dev/null</w:t>
+      </w:r>
+    </w:p>
+    <w:p>
+      <w:pPr>
+        <w:pStyle w:val="a3"/>
+        <w:rPr>
+          <w:rFonts w:ascii="Segoe UI" w:hAnsi="Segoe UI" w:cs="Segoe UI"/>
+          <w:sz w:val="22"/>
+          <w:szCs w:val="22"/>
+        </w:rPr>
+      </w:pPr>
+      <w:r>
+        <w:rPr>
+          <w:rFonts w:ascii="Segoe UI" w:hAnsi="Segoe UI" w:cs="Segoe UI"/>
+          <w:sz w:val="22"/>
+          <w:szCs w:val="22"/>
+        </w:rPr>
+        <w:t>Опознание — по схеме, а не по имени файла:</w:t>
+      </w:r>
+    </w:p>
+    <w:p>
+      <w:pPr>
+        <w:pStyle w:val="HTML0"/>
+        <w:rPr>
+          <w:rStyle w:val="HTML"/>
+        </w:rPr>
+      </w:pPr>
+      <w:r>
+        <w:rPr>
+          <w:rStyle w:val="HTML"/>
+        </w:rPr>
+        <w:t>exp</w:t>
+      </w:r>
+      <w:r>
+        <w:rPr>
+          <w:rStyle w:val="HTML"/>
+        </w:rPr>
+        <w:t>ort ISC_USER=SYSDBA ISC_PASSWORD='&lt;пароль&gt;'</w:t>
+      </w:r>
+    </w:p>
+    <w:p>
+      <w:pPr>
+        <w:pStyle w:val="HTML0"/>
+        <w:rPr>
+          <w:rStyle w:val="HTML"/>
+        </w:rPr>
+      </w:pPr>
+      <w:r>
+        <w:rPr>
+          <w:rStyle w:val="HTML"/>
+        </w:rPr>
+        <w:t>isql -q localhost:/var/lib/firebird/&lt;база&gt;.fdb &lt;&lt;'EOF'</w:t>
+      </w:r>
+    </w:p>
+    <w:p>
+      <w:pPr>
+        <w:pStyle w:val="HTML0"/>
+        <w:rPr>
+          <w:rStyle w:val="HTML"/>
+        </w:rPr>
+      </w:pPr>
+      <w:r>
+        <w:rPr>
+          <w:rStyle w:val="HTML"/>
+        </w:rPr>
+        <w:t>set list on;</w:t>
+      </w:r>
+    </w:p>
+    <w:p>
+      <w:pPr>
+        <w:pStyle w:val="HTML0"/>
+        <w:rPr>
+          <w:rStyle w:val="HTML"/>
+        </w:rPr>
+      </w:pPr>
+      <w:r>
+        <w:rPr>
+          <w:rStyle w:val="HTML"/>
+        </w:rPr>
+        <w:t>select</w:t>
+      </w:r>
+    </w:p>
+    <w:p>
+      <w:pPr>
+        <w:pStyle w:val="HTML0"/>
+        <w:rPr>
+          <w:rStyle w:val="HTML"/>
+        </w:rPr>
+      </w:pPr>
+      <w:r>
+        <w:rPr>
+          <w:rStyle w:val="HTML"/>
+        </w:rPr>
+        <w:t xml:space="preserve">  (select rdb$get_context('SYSTEM','ENGINE_VERSION') from rdb$database) as ENGINE,</w:t>
+      </w:r>
+    </w:p>
+    <w:p>
+      <w:pPr>
+        <w:pStyle w:val="HTML0"/>
+        <w:rPr>
+          <w:rStyle w:val="HTML"/>
+        </w:rPr>
+      </w:pPr>
+      <w:r>
+        <w:rPr>
+          <w:rStyle w:val="HTML"/>
+        </w:rPr>
+        <w:t xml:space="preserve">  (select count(*) from rdb$relations where rdb$relati</w:t>
+      </w:r>
+      <w:r>
+        <w:rPr>
+          <w:rStyle w:val="HTML"/>
+        </w:rPr>
+        <w:t>on_name in</w:t>
+      </w:r>
+    </w:p>
+    <w:p>
+      <w:pPr>
+        <w:pStyle w:val="HTML0"/>
+        <w:rPr>
+          <w:rStyle w:val="HTML"/>
+        </w:rPr>
+      </w:pPr>
+      <w:r>
+        <w:rPr>
+          <w:rStyle w:val="HTML"/>
+        </w:rPr>
+        <w:t xml:space="preserve">     ('NOM_LIST','DOC_HEADER','BOM_LIST','C1_LINKS','NOM_PACK','DOC_ITEMS','NOM_TRANS')) as MARKERS,</w:t>
+      </w:r>
+    </w:p>
+    <w:p>
+      <w:pPr>
+        <w:pStyle w:val="HTML0"/>
+        <w:rPr>
+          <w:rStyle w:val="HTML"/>
+        </w:rPr>
+      </w:pPr>
+      <w:r>
+        <w:rPr>
+          <w:rStyle w:val="HTML"/>
+        </w:rPr>
+        <w:t xml:space="preserve">  (select count(*) from rdb$procedures where rdb$procedure_name starting with 'EXP_')  as EXP_PROC,</w:t>
+      </w:r>
+    </w:p>
+    <w:p>
+      <w:pPr>
+        <w:pStyle w:val="HTML0"/>
+        <w:rPr>
+          <w:rStyle w:val="HTML"/>
+        </w:rPr>
+      </w:pPr>
+      <w:r>
+        <w:rPr>
+          <w:rStyle w:val="HTML"/>
+        </w:rPr>
+        <w:t xml:space="preserve">  (select count(*) from rdb$procedures where</w:t>
+      </w:r>
+      <w:r>
+        <w:rPr>
+          <w:rStyle w:val="HTML"/>
+        </w:rPr>
+        <w:t xml:space="preserve"> rdb$procedure_name starting with 'EXP2_') as EXP2_PROC</w:t>
+      </w:r>
+    </w:p>
+    <w:p>
+      <w:pPr>
+        <w:pStyle w:val="HTML0"/>
+        <w:rPr>
+          <w:rStyle w:val="HTML"/>
+        </w:rPr>
+      </w:pPr>
+      <w:r>
+        <w:rPr>
+          <w:rStyle w:val="HTML"/>
+        </w:rPr>
+        <w:t>from rdb$database;</w:t>
+      </w:r>
+    </w:p>
+    <w:p>
+      <w:pPr>
+        <w:pStyle w:val="HTML0"/>
+        <w:rPr>
+          <w:rStyle w:val="HTML"/>
+        </w:rPr>
+      </w:pPr>
+      <w:r>
+        <w:rPr>
+          <w:rStyle w:val="HTML"/>
+        </w:rPr>
+        <w:t>EOF</w:t>
+      </w:r>
+    </w:p>
+    <w:p>
+      <w:pPr>
+        <w:pStyle w:val="a3"/>
+        <w:rPr>
+          <w:rFonts w:ascii="Segoe UI" w:hAnsi="Segoe UI" w:cs="Segoe UI"/>
+          <w:sz w:val="22"/>
+          <w:szCs w:val="22"/>
+        </w:rPr>
+      </w:pPr>
+      <w:r>
+        <w:rPr>
+          <w:rStyle w:val="HTML"/>
+        </w:rPr>
+        <w:t>MARKERS = 7</w:t>
+      </w:r>
+      <w:r>
+        <w:rPr>
+          <w:rFonts w:ascii="Segoe UI" w:hAnsi="Segoe UI" w:cs="Segoe UI"/>
+          <w:sz w:val="22"/>
+          <w:szCs w:val="22"/>
+        </w:rPr>
+        <w:t xml:space="preserve"> — это база HiTek. Дальше масштаб и «кто подключён»:</w:t>
+      </w:r>
+    </w:p>
+    <w:p>
+      <w:pPr>
+        <w:pStyle w:val="HTML0"/>
+        <w:rPr>
+          <w:rStyle w:val="HTML"/>
+        </w:rPr>
+      </w:pPr>
+      <w:r>
+        <w:rPr>
+          <w:rStyle w:val="HTML"/>
+        </w:rPr>
+        <w:t>select (select count(*) from c1_zakaz_h) as ZAKAZY,</w:t>
+      </w:r>
+    </w:p>
+    <w:p>
+      <w:pPr>
+        <w:pStyle w:val="HTML0"/>
+        <w:rPr>
+          <w:rStyle w:val="HTML"/>
+        </w:rPr>
+      </w:pPr>
+      <w:r>
+        <w:rPr>
+          <w:rStyle w:val="HTML"/>
+        </w:rPr>
+        <w:t xml:space="preserve">       (select count(*) from nom_list)   as NOMENKLATURA,</w:t>
+      </w:r>
+    </w:p>
+    <w:p>
+      <w:pPr>
+        <w:pStyle w:val="HTML0"/>
+        <w:rPr>
+          <w:rStyle w:val="HTML"/>
+        </w:rPr>
+      </w:pPr>
+      <w:r>
+        <w:rPr>
+          <w:rStyle w:val="HTML"/>
+        </w:rPr>
+        <w:t xml:space="preserve">   </w:t>
+      </w:r>
+      <w:r>
+        <w:rPr>
+          <w:rStyle w:val="HTML"/>
+        </w:rPr>
+        <w:t xml:space="preserve">    (select count(*) from nom_trans)  as DVIZHENIYA from rdb$database;</w:t>
+      </w:r>
+    </w:p>
+    <w:p>
+      <w:pPr>
+        <w:pStyle w:val="HTML0"/>
+        <w:rPr>
+          <w:rStyle w:val="HTML"/>
+        </w:rPr>
+      </w:pPr>
+    </w:p>
+    <w:p>
+      <w:pPr>
+        <w:pStyle w:val="HTML0"/>
+        <w:rPr>
+          <w:rStyle w:val="HTML"/>
+        </w:rPr>
+      </w:pPr>
+      <w:r>
+        <w:rPr>
+          <w:rStyle w:val="HTML"/>
+        </w:rPr>
+        <w:t>select mon$remote_address, mon$remote_process, mon$user</w:t>
+      </w:r>
+    </w:p>
+    <w:p>
+      <w:pPr>
+        <w:pStyle w:val="HTML0"/>
+        <w:rPr>
+          <w:rStyle w:val="HTML"/>
+        </w:rPr>
+      </w:pPr>
+      <w:r>
+        <w:rPr>
+          <w:rStyle w:val="HTML"/>
+        </w:rPr>
+        <w:t xml:space="preserve">  from mon$attachments where mon$attachment_id &lt;&gt; current_connection;</w:t>
+      </w:r>
+    </w:p>
+    <w:p>
+      <w:pPr>
+        <w:pStyle w:val="a3"/>
+        <w:rPr>
+          <w:rFonts w:ascii="Segoe UI" w:hAnsi="Segoe UI" w:cs="Segoe UI"/>
+          <w:sz w:val="22"/>
+          <w:szCs w:val="22"/>
+        </w:rPr>
+      </w:pPr>
+      <w:r>
+        <w:rPr>
+          <w:rFonts w:ascii="Segoe UI" w:hAnsi="Segoe UI" w:cs="Segoe UI"/>
+          <w:sz w:val="22"/>
+          <w:szCs w:val="22"/>
+        </w:rPr>
+        <w:t xml:space="preserve">Пароль SYSDBA обычно можно взять из </w:t>
+      </w:r>
+      <w:r>
+        <w:rPr>
+          <w:rStyle w:val="HTML"/>
+        </w:rPr>
+        <w:t>.env</w:t>
+      </w:r>
+      <w:r>
+        <w:rPr>
+          <w:rFonts w:ascii="Segoe UI" w:hAnsi="Segoe UI" w:cs="Segoe UI"/>
+          <w:sz w:val="22"/>
+          <w:szCs w:val="22"/>
+        </w:rPr>
+        <w:t xml:space="preserve"> найденного fb-por</w:t>
+      </w:r>
+      <w:r>
+        <w:rPr>
+          <w:rFonts w:ascii="Segoe UI" w:hAnsi="Segoe UI" w:cs="Segoe UI"/>
+          <w:sz w:val="22"/>
+          <w:szCs w:val="22"/>
+        </w:rPr>
+        <w:t xml:space="preserve">t или из </w:t>
+      </w:r>
+      <w:r>
+        <w:rPr>
+          <w:rStyle w:val="HTML"/>
+        </w:rPr>
+        <w:t>/etc/firebird/*/SYSDBA.password</w:t>
+      </w:r>
+      <w:r>
+        <w:rPr>
+          <w:rFonts w:ascii="Segoe UI" w:hAnsi="Segoe UI" w:cs="Segoe UI"/>
+          <w:sz w:val="22"/>
+          <w:szCs w:val="22"/>
+        </w:rPr>
+        <w:t>.</w:t>
+      </w:r>
+    </w:p>
+    <w:p>
+      <w:pPr>
+        <w:pStyle w:val="3"/>
+        <w:rPr>
+          <w:rFonts w:ascii="Segoe UI" w:eastAsia="Times New Roman" w:hAnsi="Segoe UI" w:cs="Segoe UI"/>
+        </w:rPr>
+      </w:pPr>
+      <w:r>
+        <w:rPr>
+          <w:rFonts w:ascii="Segoe UI" w:eastAsia="Times New Roman" w:hAnsi="Segoe UI" w:cs="Segoe UI"/>
+        </w:rPr>
+        <w:t>Шаг 5–6. Найти fb-port и C1CServ</w:t>
+      </w:r>
+    </w:p>
+    <w:p>
+      <w:pPr>
+        <w:pStyle w:val="a3"/>
+        <w:rPr>
+          <w:rFonts w:ascii="Segoe UI" w:hAnsi="Segoe UI" w:cs="Segoe UI"/>
+          <w:sz w:val="22"/>
+          <w:szCs w:val="22"/>
+        </w:rPr>
+      </w:pPr>
+      <w:r>
+        <w:rPr>
+          <w:rFonts w:ascii="Segoe UI" w:hAnsi="Segoe UI" w:cs="Segoe UI"/>
+          <w:sz w:val="22"/>
+          <w:szCs w:val="22"/>
+        </w:rPr>
+        <w:t>Если процессы не запущены, каталоги ищутся по содержимому:</w:t>
+      </w:r>
+    </w:p>
+    <w:p>
+      <w:pPr>
+        <w:pStyle w:val="HTML0"/>
+        <w:rPr>
+          <w:rStyle w:val="HTML"/>
+        </w:rPr>
+      </w:pPr>
+      <w:r>
+        <w:rPr>
+          <w:rStyle w:val="HTML"/>
+        </w:rPr>
+        <w:t># fb-port — по зависимости от нативного драйвера Firebird</w:t>
+      </w:r>
+    </w:p>
+    <w:p>
+      <w:pPr>
+        <w:pStyle w:val="HTML0"/>
+        <w:rPr>
+          <w:rStyle w:val="HTML"/>
+        </w:rPr>
+      </w:pPr>
+      <w:r>
+        <w:rPr>
+          <w:rStyle w:val="HTML"/>
+        </w:rPr>
+        <w:t>grep -rl 'node-firebird-driver-native' /opt/*/package.json /root/node/*/package.json 2&gt;/dev/null</w:t>
+      </w:r>
+    </w:p>
+    <w:p>
+      <w:pPr>
+        <w:pStyle w:val="HTML0"/>
+        <w:rPr>
+          <w:rStyle w:val="HTML"/>
+        </w:rPr>
+      </w:pPr>
+    </w:p>
+    <w:p>
+      <w:pPr>
+        <w:pStyle w:val="HTML0"/>
+        <w:rPr>
+          <w:rStyle w:val="HTML"/>
+        </w:rPr>
+      </w:pPr>
+      <w:r>
+        <w:rPr>
+          <w:rStyle w:val="HTML"/>
+        </w:rPr>
+        <w:t># C1CServ — по модулю обмена</w:t>
+      </w:r>
+    </w:p>
+    <w:p>
+      <w:pPr>
+        <w:pStyle w:val="HTML0"/>
+        <w:rPr>
+          <w:rStyle w:val="HTML"/>
+        </w:rPr>
+      </w:pPr>
+      <w:r>
+        <w:rPr>
+          <w:rStyle w:val="HTML"/>
+        </w:rPr>
+        <w:t>ls -d /opt/*/src/modules/1cdata.ts /opt/*/build/modules/1cdata.js 2&gt;/dev/null</w:t>
+      </w:r>
+    </w:p>
+    <w:p>
+      <w:pPr>
+        <w:pStyle w:val="a3"/>
+        <w:rPr>
+          <w:rFonts w:ascii="Segoe UI" w:hAnsi="Segoe UI" w:cs="Segoe UI"/>
+          <w:sz w:val="22"/>
+          <w:szCs w:val="22"/>
+        </w:rPr>
+      </w:pPr>
+      <w:r>
+        <w:rPr>
+          <w:rFonts w:ascii="Segoe UI" w:hAnsi="Segoe UI" w:cs="Segoe UI"/>
+          <w:sz w:val="22"/>
+          <w:szCs w:val="22"/>
+        </w:rPr>
+        <w:t>Для каждого найденного каталога:</w:t>
+      </w:r>
+    </w:p>
+    <w:p>
+      <w:pPr>
+        <w:pStyle w:val="HTML0"/>
+        <w:rPr>
+          <w:rStyle w:val="HTML"/>
+        </w:rPr>
+      </w:pPr>
+      <w:r>
+        <w:rPr>
+          <w:rStyle w:val="HTML"/>
+        </w:rPr>
+        <w:t>cd &lt;каталог&gt;</w:t>
+      </w:r>
+    </w:p>
+    <w:p>
+      <w:pPr>
+        <w:pStyle w:val="HTML0"/>
+        <w:rPr>
+          <w:rStyle w:val="HTML"/>
+        </w:rPr>
+      </w:pPr>
+      <w:r>
+        <w:rPr>
+          <w:rStyle w:val="HTML"/>
+        </w:rPr>
+        <w:t>ls -l</w:t>
+      </w:r>
+      <w:r>
+        <w:rPr>
+          <w:rStyle w:val="HTML"/>
+        </w:rPr>
+        <w:t xml:space="preserve"> build/server.js                          # собран ли (иначе не запустится)</w:t>
+      </w:r>
+    </w:p>
+    <w:p>
+      <w:pPr>
+        <w:pStyle w:val="HTML0"/>
+        <w:rPr>
+          <w:rStyle w:val="HTML"/>
+        </w:rPr>
+      </w:pPr>
+      <w:r>
+        <w:rPr>
+          <w:rStyle w:val="HTML"/>
+        </w:rPr>
+        <w:t>cat .env                                       # конфиг: порты и адреса</w:t>
+      </w:r>
+    </w:p>
+    <w:p>
+      <w:pPr>
+        <w:pStyle w:val="HTML0"/>
+        <w:rPr>
+          <w:rStyle w:val="HTML"/>
+        </w:rPr>
+      </w:pPr>
+      <w:r>
+        <w:rPr>
+          <w:rStyle w:val="HTML"/>
+        </w:rPr>
+        <w:t>grep -rl "$PWD" /etc/systemd/system/*.service  # каким юнитом запускается</w:t>
+      </w:r>
+    </w:p>
+    <w:p>
+      <w:pPr>
+        <w:pStyle w:val="HTML0"/>
+        <w:rPr>
+          <w:rStyle w:val="HTML"/>
+        </w:rPr>
+      </w:pPr>
+      <w:r>
+        <w:rPr>
+          <w:rStyle w:val="HTML"/>
+        </w:rPr>
+        <w:t xml:space="preserve">pm2 list                          </w:t>
+      </w:r>
+      <w:r>
+        <w:rPr>
+          <w:rStyle w:val="HTML"/>
+        </w:rPr>
+        <w:t xml:space="preserve">             # в проде fb-port живёт под PM2</w:t>
+      </w:r>
+    </w:p>
+    <w:p>
+      <w:pPr>
+        <w:pStyle w:val="3"/>
+        <w:rPr>
+          <w:rFonts w:ascii="Segoe UI" w:eastAsia="Times New Roman" w:hAnsi="Segoe UI" w:cs="Segoe UI"/>
+        </w:rPr>
+      </w:pPr>
+      <w:r>
+        <w:rPr>
+          <w:rFonts w:ascii="Segoe UI" w:eastAsia="Times New Roman" w:hAnsi="Segoe UI" w:cs="Segoe UI"/>
+        </w:rPr>
+        <w:t>Шаг 7. MongoDB</w:t>
+      </w:r>
+    </w:p>
+    <w:p>
+      <w:pPr>
+        <w:pStyle w:val="HTML0"/>
+        <w:rPr>
+          <w:rStyle w:val="HTML"/>
+        </w:rPr>
+      </w:pPr>
+      <w:r>
+        <w:rPr>
+          <w:rStyle w:val="HTML"/>
+        </w:rPr>
+        <w:t>mongod --version | head -1</w:t>
+      </w:r>
+    </w:p>
+    <w:p>
+      <w:pPr>
+        <w:pStyle w:val="HTML0"/>
+        <w:rPr>
+          <w:rStyle w:val="HTML"/>
+        </w:rPr>
+      </w:pPr>
+      <w:r>
+        <w:rPr>
+          <w:rStyle w:val="HTML"/>
+        </w:rPr>
+        <w:t>grep -E '^\s*(bindIp|port|authorization|dbPath)' /etc/mongod.conf</w:t>
+      </w:r>
+    </w:p>
+    <w:p>
+      <w:pPr>
+        <w:pStyle w:val="HTML0"/>
+        <w:rPr>
+          <w:rStyle w:val="HTML"/>
+        </w:rPr>
+      </w:pPr>
+      <w:r>
+        <w:rPr>
+          <w:rStyle w:val="HTML"/>
+        </w:rPr>
+        <w:t>mongosh --quiet --eval 'db.adminCommand({listDatabases:1}).databases.forEach(d=&gt;print(d.name))'</w:t>
+      </w:r>
+    </w:p>
+    <w:p>
+      <w:pPr>
+        <w:pStyle w:val="HTML0"/>
+        <w:rPr>
+          <w:rStyle w:val="HTML"/>
+        </w:rPr>
+      </w:pPr>
+      <w:r>
+        <w:rPr>
+          <w:rStyle w:val="HTML"/>
+        </w:rPr>
+        <w:t>mongosh</w:t>
+      </w:r>
+      <w:r>
+        <w:rPr>
+          <w:rStyle w:val="HTML"/>
+        </w:rPr>
+        <w:t xml:space="preserve"> --quiet c1_data --eval 'db.getCollectionNames().forEach(c=&gt;print(c, db.getCollection(c).countDocuments()))'</w:t>
+      </w:r>
+    </w:p>
+    <w:p>
+      <w:pPr>
+        <w:pStyle w:val="3"/>
+        <w:rPr>
+          <w:rFonts w:ascii="Segoe UI" w:eastAsia="Times New Roman" w:hAnsi="Segoe UI" w:cs="Segoe UI"/>
+        </w:rPr>
+      </w:pPr>
+      <w:r>
+        <w:rPr>
+          <w:rFonts w:ascii="Segoe UI" w:eastAsia="Times New Roman" w:hAnsi="Segoe UI" w:cs="Segoe UI"/>
+        </w:rPr>
+        <w:t>Шаг 8. Проверить связи прикладным запросом</w:t>
+      </w:r>
+    </w:p>
+    <w:p>
+      <w:pPr>
+        <w:pStyle w:val="a3"/>
+        <w:rPr>
+          <w:rFonts w:ascii="Segoe UI" w:hAnsi="Segoe UI" w:cs="Segoe UI"/>
+          <w:sz w:val="22"/>
+          <w:szCs w:val="22"/>
+        </w:rPr>
+      </w:pPr>
+      <w:r>
+        <w:rPr>
+          <w:rFonts w:ascii="Segoe UI" w:hAnsi="Segoe UI" w:cs="Segoe UI"/>
+          <w:sz w:val="22"/>
+          <w:szCs w:val="22"/>
+        </w:rPr>
+        <w:t>Конфиг показывает намерение, а эти три команды — что происходит на самом деле:</w:t>
+      </w:r>
+    </w:p>
+    <w:p>
+      <w:pPr>
+        <w:pStyle w:val="HTML0"/>
+        <w:rPr>
+          <w:rStyle w:val="HTML"/>
+        </w:rPr>
+      </w:pPr>
+      <w:r>
+        <w:rPr>
+          <w:rStyle w:val="HTML"/>
+        </w:rPr>
+        <w:t>curl -s http://127.0.0.1:</w:t>
+      </w:r>
+      <w:r>
+        <w:rPr>
+          <w:rStyle w:val="HTML"/>
+        </w:rPr>
+        <w:t>3738/test_db | grep -o '"DB_NAME":"[^"]*"'  # база, куда C1CServ реально пишет</w:t>
+      </w:r>
+    </w:p>
+    <w:p>
+      <w:pPr>
+        <w:pStyle w:val="HTML0"/>
+        <w:rPr>
+          <w:rStyle w:val="HTML"/>
+        </w:rPr>
+      </w:pPr>
+      <w:r>
+        <w:rPr>
+          <w:rStyle w:val="HTML"/>
+        </w:rPr>
+        <w:t>curl -s http://127.0.0.1:3333/ProcList | head -c 200                  # живость fb-port</w:t>
+      </w:r>
+    </w:p>
+    <w:p>
+      <w:pPr>
+        <w:pStyle w:val="HTML0"/>
+        <w:rPr>
+          <w:rStyle w:val="HTML"/>
+        </w:rPr>
+      </w:pPr>
+      <w:r>
+        <w:rPr>
+          <w:rStyle w:val="HTML"/>
+        </w:rPr>
+        <w:t>curl -s "http://&lt;адрес-1С&gt;/unf/hs/ht/get_measure/&lt;GUID&gt;"              # живость 1С</w:t>
+      </w:r>
+    </w:p>
+    <w:p>
+      <w:pPr>
+        <w:pStyle w:val="3"/>
+        <w:rPr>
+          <w:rFonts w:ascii="Segoe UI" w:eastAsia="Times New Roman" w:hAnsi="Segoe UI" w:cs="Segoe UI"/>
+        </w:rPr>
+      </w:pPr>
+      <w:r>
+        <w:rPr>
+          <w:rFonts w:ascii="Segoe UI" w:eastAsia="Times New Roman" w:hAnsi="Segoe UI" w:cs="Segoe UI"/>
+        </w:rPr>
+        <w:t>Пароль</w:t>
+      </w:r>
+      <w:r>
+        <w:rPr>
+          <w:rFonts w:ascii="Segoe UI" w:eastAsia="Times New Roman" w:hAnsi="Segoe UI" w:cs="Segoe UI"/>
+        </w:rPr>
+        <w:t xml:space="preserve"> для опроса баз</w:t>
+      </w:r>
+    </w:p>
+    <w:p>
+      <w:pPr>
+        <w:pStyle w:val="a3"/>
+        <w:rPr>
+          <w:rFonts w:ascii="Segoe UI" w:hAnsi="Segoe UI" w:cs="Segoe UI"/>
+          <w:sz w:val="22"/>
+          <w:szCs w:val="22"/>
+        </w:rPr>
+      </w:pPr>
+      <w:r>
+        <w:rPr>
+          <w:rFonts w:ascii="Segoe UI" w:hAnsi="Segoe UI" w:cs="Segoe UI"/>
+          <w:sz w:val="22"/>
+          <w:szCs w:val="22"/>
+        </w:rPr>
+        <w:t xml:space="preserve">Ищется автоматически в </w:t>
+      </w:r>
+      <w:r>
+        <w:rPr>
+          <w:rStyle w:val="HTML"/>
+        </w:rPr>
+        <w:t>.env</w:t>
+      </w:r>
+      <w:r>
+        <w:rPr>
+          <w:rFonts w:ascii="Segoe UI" w:hAnsi="Segoe UI" w:cs="Segoe UI"/>
+          <w:sz w:val="22"/>
+          <w:szCs w:val="22"/>
+        </w:rPr>
+        <w:t xml:space="preserve"> найденного fb-port и в </w:t>
+      </w:r>
+      <w:r>
+        <w:rPr>
+          <w:rStyle w:val="HTML"/>
+        </w:rPr>
+        <w:t>/etc/firebird/*/SYSDBA.password</w:t>
+      </w:r>
+      <w:r>
+        <w:rPr>
+          <w:rFonts w:ascii="Segoe UI" w:hAnsi="Segoe UI" w:cs="Segoe UI"/>
+          <w:sz w:val="22"/>
+          <w:szCs w:val="22"/>
+        </w:rPr>
+        <w:t>. Можно задать явно:</w:t>
+      </w:r>
+    </w:p>
+    <w:p>
+      <w:pPr>
+        <w:pStyle w:val="HTML0"/>
+        <w:rPr>
+          <w:rStyle w:val="HTML"/>
+        </w:rPr>
+      </w:pPr>
+      <w:r>
+        <w:rPr>
+          <w:rStyle w:val="HTML"/>
+        </w:rPr>
+        <w:t>ssh &lt;host&gt; 'sudo ISC_PASSWORD=... bash -s' &lt; tools/discover-stack.sh</w:t>
+      </w:r>
+    </w:p>
+    <w:p>
+      <w:pPr>
+        <w:pStyle w:val="a3"/>
+        <w:rPr>
+          <w:rFonts w:ascii="Segoe UI" w:hAnsi="Segoe UI" w:cs="Segoe UI"/>
+          <w:sz w:val="22"/>
+          <w:szCs w:val="22"/>
+        </w:rPr>
+      </w:pPr>
+      <w:r>
+        <w:rPr>
+          <w:rFonts w:ascii="Segoe UI" w:hAnsi="Segoe UI" w:cs="Segoe UI"/>
+          <w:sz w:val="22"/>
+          <w:szCs w:val="22"/>
+        </w:rPr>
+        <w:t>Без пароля скрипт отработает, но раздел с опознанием баз будет пусты</w:t>
+      </w:r>
+      <w:r>
+        <w:rPr>
+          <w:rFonts w:ascii="Segoe UI" w:hAnsi="Segoe UI" w:cs="Segoe UI"/>
+          <w:sz w:val="22"/>
+          <w:szCs w:val="22"/>
+        </w:rPr>
+        <w:t>м.</w:t>
+      </w:r>
+    </w:p>
+    <w:p>
+      <w:pPr>
+        <w:pStyle w:val="3"/>
+        <w:rPr>
+          <w:rFonts w:ascii="Segoe UI" w:eastAsia="Times New Roman" w:hAnsi="Segoe UI" w:cs="Segoe UI"/>
+        </w:rPr>
+      </w:pPr>
+      <w:r>
+        <w:rPr>
+          <w:rFonts w:ascii="Segoe UI Emoji" w:eastAsia="Times New Roman" w:hAnsi="Segoe UI Emoji" w:cs="Segoe UI Emoji"/>
+        </w:rPr>
+        <w:t>⚠️</w:t>
+      </w:r>
+      <w:r>
+        <w:rPr>
+          <w:rFonts w:ascii="Segoe UI" w:eastAsia="Times New Roman" w:hAnsi="Segoe UI" w:cs="Segoe UI"/>
         </w:rPr>
         <w:t xml:space="preserve"> </w:t>
       </w:r>
       <w:r>
         <w:rPr>
-          <w:rStyle w:val="HTML"/>
-        </w:rPr>
-        <w:t>/opt/firebird</w:t>
-      </w:r>
-      <w:r>
-        <w:rPr>
-          <w:rFonts w:ascii="Segoe UI" w:hAnsi="Segoe UI" w:cs="Segoe UI"/>
-          <w:sz w:val="22"/>
-          <w:szCs w:val="22"/>
-        </w:rPr>
-        <w:t xml:space="preserve">, в пакетной — в </w:t>
-      </w:r>
-      <w:r>
-        <w:rPr>
-          <w:rStyle w:val="HTML"/>
-        </w:rPr>
-        <w:t>/etc/firebird/&lt;версия&gt;</w:t>
-      </w:r>
-      <w:r>
-        <w:rPr>
-          <w:rFonts w:ascii="Segoe UI" w:hAnsi="Segoe UI" w:cs="Segoe UI"/>
-          <w:sz w:val="22"/>
-          <w:szCs w:val="22"/>
-        </w:rPr>
-        <w:t>):</w:t>
-      </w:r>
-    </w:p>
-    <w:p>
-      <w:pPr>
-        <w:pStyle w:val="HTML0"/>
-        <w:rPr>
-          <w:rStyle w:val="HTML"/>
-        </w:rPr>
-      </w:pPr>
-      <w:r>
-        <w:rPr>
-          <w:rStyle w:val="HTML"/>
-        </w:rPr>
-        <w:t>grep -vE '^\s*#|^\s*$' /opt/firebird/firebird.conf     # только заданные параметры</w:t>
-      </w:r>
-    </w:p>
-    <w:p>
-      <w:pPr>
-        <w:pStyle w:val="HTML0"/>
-        <w:rPr>
-          <w:rStyle w:val="HTML"/>
-        </w:rPr>
-      </w:pPr>
-      <w:r>
-        <w:rPr>
-          <w:rStyle w:val="HTML"/>
-        </w:rPr>
-        <w:t>grep -vE '^\s*#|^\s*$' /opt/firebird/databases.conf    # алиасы: имя = путь</w:t>
-      </w:r>
-    </w:p>
-    <w:p>
-      <w:pPr>
-        <w:pStyle w:val="3"/>
-        <w:rPr>
-          <w:rFonts w:ascii="Segoe UI" w:eastAsia="Times New Roman" w:hAnsi="Segoe UI" w:cs="Segoe UI"/>
-        </w:rPr>
-      </w:pPr>
-      <w:r>
-        <w:rPr>
-          <w:rFonts w:ascii="Segoe UI" w:eastAsia="Times New Roman" w:hAnsi="Segoe UI" w:cs="Segoe UI"/>
-        </w:rPr>
-        <w:t>Шаг 4. Найти базы и опознать HiTek</w:t>
-      </w:r>
-    </w:p>
-    <w:p>
-      <w:pPr>
-        <w:pStyle w:val="HTML0"/>
-        <w:rPr>
-          <w:rStyle w:val="HTML"/>
-        </w:rPr>
-      </w:pPr>
-      <w:r>
-        <w:rPr>
-          <w:rStyle w:val="HTML"/>
-        </w:rPr>
-        <w:t>find /</w:t>
-      </w:r>
-      <w:r>
-        <w:rPr>
-          <w:rStyle w:val="HTML"/>
-        </w:rPr>
-        <w:t>var/lib/firebird /mnt /srv -maxdepth 3 -name '*.fdb' -ls 2&gt;/dev/null</w:t>
+          <w:rFonts w:ascii="Segoe UI" w:eastAsia="Times New Roman" w:hAnsi="Segoe UI" w:cs="Segoe UI"/>
+        </w:rPr>
+        <w:t>Отчёт</w:t>
+      </w:r>
+      <w:r>
+        <w:rPr>
+          <w:rFonts w:ascii="Segoe UI" w:eastAsia="Times New Roman" w:hAnsi="Segoe UI" w:cs="Segoe UI"/>
+        </w:rPr>
+        <w:t xml:space="preserve"> </w:t>
+      </w:r>
+      <w:r>
+        <w:rPr>
+          <w:rFonts w:ascii="Segoe UI" w:eastAsia="Times New Roman" w:hAnsi="Segoe UI" w:cs="Segoe UI"/>
+        </w:rPr>
+        <w:t>—</w:t>
+      </w:r>
+      <w:r>
+        <w:rPr>
+          <w:rFonts w:ascii="Segoe UI" w:eastAsia="Times New Roman" w:hAnsi="Segoe UI" w:cs="Segoe UI"/>
+        </w:rPr>
+        <w:t xml:space="preserve"> </w:t>
+      </w:r>
+      <w:r>
+        <w:rPr>
+          <w:rFonts w:ascii="Segoe UI" w:eastAsia="Times New Roman" w:hAnsi="Segoe UI" w:cs="Segoe UI"/>
+        </w:rPr>
+        <w:t>секрет</w:t>
       </w:r>
     </w:p>
     <w:p>
@@ -5076,867 +6124,6 @@
           <w:sz w:val="22"/>
           <w:szCs w:val="22"/>
         </w:rPr>
-        <w:t>Опознание — по схеме, а не по имени файла:</w:t>
-      </w:r>
-    </w:p>
-    <w:p>
-      <w:pPr>
-        <w:pStyle w:val="HTML0"/>
-        <w:rPr>
-          <w:rStyle w:val="HTML"/>
-        </w:rPr>
-      </w:pPr>
-      <w:r>
-        <w:rPr>
-          <w:rStyle w:val="HTML"/>
-        </w:rPr>
-        <w:t>export ISC_USER=SYSDBA ISC_PASSWORD='&lt;пароль&gt;'</w:t>
-      </w:r>
-    </w:p>
-    <w:p>
-      <w:pPr>
-        <w:pStyle w:val="HTML0"/>
-        <w:rPr>
-          <w:rStyle w:val="HTML"/>
-        </w:rPr>
-      </w:pPr>
-      <w:r>
-        <w:rPr>
-          <w:rStyle w:val="HTML"/>
-        </w:rPr>
-        <w:t>isql -q localhost:/var/lib/firebird/&lt;база&gt;.fdb &lt;&lt;'EOF'</w:t>
-      </w:r>
-    </w:p>
-    <w:p>
-      <w:pPr>
-        <w:pStyle w:val="HTML0"/>
-        <w:rPr>
-          <w:rStyle w:val="HTML"/>
-        </w:rPr>
-      </w:pPr>
-      <w:r>
-        <w:rPr>
-          <w:rStyle w:val="HTML"/>
-        </w:rPr>
-        <w:t>set list on;</w:t>
-      </w:r>
-    </w:p>
-    <w:p>
-      <w:pPr>
-        <w:pStyle w:val="HTML0"/>
-        <w:rPr>
-          <w:rStyle w:val="HTML"/>
-        </w:rPr>
-      </w:pPr>
-      <w:r>
-        <w:rPr>
-          <w:rStyle w:val="HTML"/>
-        </w:rPr>
-        <w:t>select</w:t>
-      </w:r>
-    </w:p>
-    <w:p>
-      <w:pPr>
-        <w:pStyle w:val="HTML0"/>
-        <w:rPr>
-          <w:rStyle w:val="HTML"/>
-        </w:rPr>
-      </w:pPr>
-      <w:r>
-        <w:rPr>
-          <w:rStyle w:val="HTML"/>
-        </w:rPr>
-        <w:t xml:space="preserve">  (select rdb$get_cont</w:t>
-      </w:r>
-      <w:r>
-        <w:rPr>
-          <w:rStyle w:val="HTML"/>
-        </w:rPr>
-        <w:t>ext('SYSTEM','ENGINE_VERSION') from rdb$database) as ENGINE,</w:t>
-      </w:r>
-    </w:p>
-    <w:p>
-      <w:pPr>
-        <w:pStyle w:val="HTML0"/>
-        <w:rPr>
-          <w:rStyle w:val="HTML"/>
-        </w:rPr>
-      </w:pPr>
-      <w:r>
-        <w:rPr>
-          <w:rStyle w:val="HTML"/>
-        </w:rPr>
-        <w:t xml:space="preserve">  (select count(*) from rdb$relations where rdb$relation_name in</w:t>
-      </w:r>
-    </w:p>
-    <w:p>
-      <w:pPr>
-        <w:pStyle w:val="HTML0"/>
-        <w:rPr>
-          <w:rStyle w:val="HTML"/>
-        </w:rPr>
-      </w:pPr>
-      <w:r>
-        <w:rPr>
-          <w:rStyle w:val="HTML"/>
-        </w:rPr>
-        <w:t xml:space="preserve">     </w:t>
-      </w:r>
-      <w:r>
-        <w:rPr>
-          <w:rStyle w:val="HTML"/>
-        </w:rPr>
-        <w:t>('NOM_LIST','DOC_HEADER','BOM_LIST','C1_LINKS','NOM_PACK','DOC_ITEMS','NOM_TRANS')) as MARKERS,</w:t>
-      </w:r>
-    </w:p>
-    <w:p>
-      <w:pPr>
-        <w:pStyle w:val="HTML0"/>
-        <w:rPr>
-          <w:rStyle w:val="HTML"/>
-        </w:rPr>
-      </w:pPr>
-      <w:r>
-        <w:rPr>
-          <w:rStyle w:val="HTML"/>
-        </w:rPr>
-        <w:t xml:space="preserve">  (select count(*) from rdb$procedures where rdb$procedure_name starting with 'EXP_')  as EXP_PROC,</w:t>
-      </w:r>
-    </w:p>
-    <w:p>
-      <w:pPr>
-        <w:pStyle w:val="HTML0"/>
-        <w:rPr>
-          <w:rStyle w:val="HTML"/>
-        </w:rPr>
-      </w:pPr>
-      <w:r>
-        <w:rPr>
-          <w:rStyle w:val="HTML"/>
-        </w:rPr>
-        <w:t xml:space="preserve">  (select count(*) from rdb$procedures where rdb$procedure_n</w:t>
-      </w:r>
-      <w:r>
-        <w:rPr>
-          <w:rStyle w:val="HTML"/>
-        </w:rPr>
-        <w:t>ame starting with 'EXP2_') as EXP2_PROC</w:t>
-      </w:r>
-    </w:p>
-    <w:p>
-      <w:pPr>
-        <w:pStyle w:val="HTML0"/>
-        <w:rPr>
-          <w:rStyle w:val="HTML"/>
-        </w:rPr>
-      </w:pPr>
-      <w:r>
-        <w:rPr>
-          <w:rStyle w:val="HTML"/>
-        </w:rPr>
-        <w:t>from rdb$database;</w:t>
-      </w:r>
-    </w:p>
-    <w:p>
-      <w:pPr>
-        <w:pStyle w:val="HTML0"/>
-        <w:rPr>
-          <w:rStyle w:val="HTML"/>
-        </w:rPr>
-      </w:pPr>
-      <w:r>
-        <w:rPr>
-          <w:rStyle w:val="HTML"/>
-        </w:rPr>
-        <w:t>EOF</w:t>
-      </w:r>
-    </w:p>
-    <w:p>
-      <w:pPr>
-        <w:pStyle w:val="a3"/>
-        <w:rPr>
-          <w:rFonts w:ascii="Segoe UI" w:hAnsi="Segoe UI" w:cs="Segoe UI"/>
-          <w:sz w:val="22"/>
-          <w:szCs w:val="22"/>
-        </w:rPr>
-      </w:pPr>
-      <w:r>
-        <w:rPr>
-          <w:rStyle w:val="HTML"/>
-        </w:rPr>
-        <w:t>MARKERS = 7</w:t>
-      </w:r>
-      <w:r>
-        <w:rPr>
-          <w:rFonts w:ascii="Segoe UI" w:hAnsi="Segoe UI" w:cs="Segoe UI"/>
-          <w:sz w:val="22"/>
-          <w:szCs w:val="22"/>
-        </w:rPr>
-        <w:t xml:space="preserve"> — это база HiTek. Дальше масштаб и «кто подключён»:</w:t>
-      </w:r>
-    </w:p>
-    <w:p>
-      <w:pPr>
-        <w:pStyle w:val="HTML0"/>
-        <w:rPr>
-          <w:rStyle w:val="HTML"/>
-        </w:rPr>
-      </w:pPr>
-      <w:r>
-        <w:rPr>
-          <w:rStyle w:val="HTML"/>
-        </w:rPr>
-        <w:lastRenderedPageBreak/>
-        <w:t>select (select count(*) from c1_zakaz_h) as ZAKAZY,</w:t>
-      </w:r>
-    </w:p>
-    <w:p>
-      <w:pPr>
-        <w:pStyle w:val="HTML0"/>
-        <w:rPr>
-          <w:rStyle w:val="HTML"/>
-        </w:rPr>
-      </w:pPr>
-      <w:r>
-        <w:rPr>
-          <w:rStyle w:val="HTML"/>
-        </w:rPr>
-        <w:t xml:space="preserve">       (select count(*) from nom_list)   as NOMENKLATURA,</w:t>
-      </w:r>
-    </w:p>
-    <w:p>
-      <w:pPr>
-        <w:pStyle w:val="HTML0"/>
-        <w:rPr>
-          <w:rStyle w:val="HTML"/>
-        </w:rPr>
-      </w:pPr>
-      <w:r>
-        <w:rPr>
-          <w:rStyle w:val="HTML"/>
-        </w:rPr>
-        <w:t xml:space="preserve">       (select coun</w:t>
-      </w:r>
-      <w:r>
-        <w:rPr>
-          <w:rStyle w:val="HTML"/>
-        </w:rPr>
-        <w:t>t(*) from nom_trans)  as DVIZHENIYA from rdb$database;</w:t>
-      </w:r>
-    </w:p>
-    <w:p>
-      <w:pPr>
-        <w:pStyle w:val="HTML0"/>
-        <w:rPr>
-          <w:rStyle w:val="HTML"/>
-        </w:rPr>
-      </w:pPr>
-    </w:p>
-    <w:p>
-      <w:pPr>
-        <w:pStyle w:val="HTML0"/>
-        <w:rPr>
-          <w:rStyle w:val="HTML"/>
-        </w:rPr>
-      </w:pPr>
-      <w:r>
-        <w:rPr>
-          <w:rStyle w:val="HTML"/>
-        </w:rPr>
-        <w:t>select mon$remote_address, mon$remote_process, mon$user</w:t>
-      </w:r>
-    </w:p>
-    <w:p>
-      <w:pPr>
-        <w:pStyle w:val="HTML0"/>
-        <w:rPr>
-          <w:rStyle w:val="HTML"/>
-        </w:rPr>
-      </w:pPr>
-      <w:r>
-        <w:rPr>
-          <w:rStyle w:val="HTML"/>
-        </w:rPr>
-        <w:t xml:space="preserve">  from mon$attachments where mon$attachment_id &lt;&gt; current_connection;</w:t>
-      </w:r>
-    </w:p>
-    <w:p>
-      <w:pPr>
-        <w:pStyle w:val="a3"/>
-        <w:rPr>
-          <w:rFonts w:ascii="Segoe UI" w:hAnsi="Segoe UI" w:cs="Segoe UI"/>
-          <w:sz w:val="22"/>
-          <w:szCs w:val="22"/>
-        </w:rPr>
-      </w:pPr>
-      <w:r>
-        <w:rPr>
-          <w:rFonts w:ascii="Segoe UI" w:hAnsi="Segoe UI" w:cs="Segoe UI"/>
-          <w:sz w:val="22"/>
-          <w:szCs w:val="22"/>
-        </w:rPr>
-        <w:t xml:space="preserve">Пароль SYSDBA обычно можно взять из </w:t>
-      </w:r>
-      <w:r>
-        <w:rPr>
-          <w:rStyle w:val="HTML"/>
-        </w:rPr>
-        <w:t>.env</w:t>
-      </w:r>
-      <w:r>
-        <w:rPr>
-          <w:rFonts w:ascii="Segoe UI" w:hAnsi="Segoe UI" w:cs="Segoe UI"/>
-          <w:sz w:val="22"/>
-          <w:szCs w:val="22"/>
-        </w:rPr>
-        <w:t xml:space="preserve"> </w:t>
-      </w:r>
-      <w:r>
-        <w:rPr>
-          <w:rFonts w:ascii="Segoe UI" w:hAnsi="Segoe UI" w:cs="Segoe UI"/>
-          <w:sz w:val="22"/>
-          <w:szCs w:val="22"/>
-        </w:rPr>
-        <w:t xml:space="preserve">найденного fb-port или из </w:t>
-      </w:r>
-      <w:r>
-        <w:rPr>
-          <w:rStyle w:val="HTML"/>
-        </w:rPr>
-        <w:t>/etc/firebird/*/SYSDBA.password</w:t>
-      </w:r>
-      <w:r>
-        <w:rPr>
-          <w:rFonts w:ascii="Segoe UI" w:hAnsi="Segoe UI" w:cs="Segoe UI"/>
-          <w:sz w:val="22"/>
-          <w:szCs w:val="22"/>
-        </w:rPr>
-        <w:t>.</w:t>
-      </w:r>
-    </w:p>
-    <w:p>
-      <w:pPr>
-        <w:pStyle w:val="3"/>
-        <w:rPr>
-          <w:rFonts w:ascii="Segoe UI" w:eastAsia="Times New Roman" w:hAnsi="Segoe UI" w:cs="Segoe UI"/>
-        </w:rPr>
-      </w:pPr>
-      <w:r>
-        <w:rPr>
-          <w:rFonts w:ascii="Segoe UI" w:eastAsia="Times New Roman" w:hAnsi="Segoe UI" w:cs="Segoe UI"/>
-        </w:rPr>
-        <w:t>Шаг 5–6. Найти fb-port и C1CServ</w:t>
-      </w:r>
-    </w:p>
-    <w:p>
-      <w:pPr>
-        <w:pStyle w:val="a3"/>
-        <w:rPr>
-          <w:rFonts w:ascii="Segoe UI" w:hAnsi="Segoe UI" w:cs="Segoe UI"/>
-          <w:sz w:val="22"/>
-          <w:szCs w:val="22"/>
-        </w:rPr>
-      </w:pPr>
-      <w:r>
-        <w:rPr>
-          <w:rFonts w:ascii="Segoe UI" w:hAnsi="Segoe UI" w:cs="Segoe UI"/>
-          <w:sz w:val="22"/>
-          <w:szCs w:val="22"/>
-        </w:rPr>
-        <w:t>Если процессы не запущены, каталоги ищутся по содержимому:</w:t>
-      </w:r>
-    </w:p>
-    <w:p>
-      <w:pPr>
-        <w:pStyle w:val="HTML0"/>
-        <w:rPr>
-          <w:rStyle w:val="HTML"/>
-        </w:rPr>
-      </w:pPr>
-      <w:r>
-        <w:rPr>
-          <w:rStyle w:val="HTML"/>
-        </w:rPr>
-        <w:t># fb-port — по зависимости от нативного драйвера Firebird</w:t>
-      </w:r>
-    </w:p>
-    <w:p>
-      <w:pPr>
-        <w:pStyle w:val="HTML0"/>
-        <w:rPr>
-          <w:rStyle w:val="HTML"/>
-        </w:rPr>
-      </w:pPr>
-      <w:r>
-        <w:rPr>
-          <w:rStyle w:val="HTML"/>
-        </w:rPr>
-        <w:t>grep -rl 'node-firebird-driver-native' /opt/*/p</w:t>
-      </w:r>
-      <w:r>
-        <w:rPr>
-          <w:rStyle w:val="HTML"/>
-        </w:rPr>
-        <w:t>ackage.json /root/node/*/package.json 2&gt;/dev/null</w:t>
-      </w:r>
-    </w:p>
-    <w:p>
-      <w:pPr>
-        <w:pStyle w:val="HTML0"/>
-        <w:rPr>
-          <w:rStyle w:val="HTML"/>
-        </w:rPr>
-      </w:pPr>
-    </w:p>
-    <w:p>
-      <w:pPr>
-        <w:pStyle w:val="HTML0"/>
-        <w:rPr>
-          <w:rStyle w:val="HTML"/>
-        </w:rPr>
-      </w:pPr>
-      <w:r>
-        <w:rPr>
-          <w:rStyle w:val="HTML"/>
-        </w:rPr>
-        <w:t># C1CServ — по модулю обмена</w:t>
-      </w:r>
-    </w:p>
-    <w:p>
-      <w:pPr>
-        <w:pStyle w:val="HTML0"/>
-        <w:rPr>
-          <w:rStyle w:val="HTML"/>
-        </w:rPr>
-      </w:pPr>
-      <w:r>
-        <w:rPr>
-          <w:rStyle w:val="HTML"/>
-        </w:rPr>
-        <w:t>ls -d /opt/*/src/modules/1cdata.ts /opt/*/build/modules/1cdata.js 2&gt;/dev/null</w:t>
-      </w:r>
-    </w:p>
-    <w:p>
-      <w:pPr>
-        <w:pStyle w:val="a3"/>
-        <w:rPr>
-          <w:rFonts w:ascii="Segoe UI" w:hAnsi="Segoe UI" w:cs="Segoe UI"/>
-          <w:sz w:val="22"/>
-          <w:szCs w:val="22"/>
-        </w:rPr>
-      </w:pPr>
-      <w:r>
-        <w:rPr>
-          <w:rFonts w:ascii="Segoe UI" w:hAnsi="Segoe UI" w:cs="Segoe UI"/>
-          <w:sz w:val="22"/>
-          <w:szCs w:val="22"/>
-        </w:rPr>
-        <w:t>Для каждого найденного каталога:</w:t>
-      </w:r>
-    </w:p>
-    <w:p>
-      <w:pPr>
-        <w:pStyle w:val="HTML0"/>
-        <w:rPr>
-          <w:rStyle w:val="HTML"/>
-        </w:rPr>
-      </w:pPr>
-      <w:r>
-        <w:rPr>
-          <w:rStyle w:val="HTML"/>
-        </w:rPr>
-        <w:t>cd &lt;каталог&gt;</w:t>
-      </w:r>
-    </w:p>
-    <w:p>
-      <w:pPr>
-        <w:pStyle w:val="HTML0"/>
-        <w:rPr>
-          <w:rStyle w:val="HTML"/>
-        </w:rPr>
-      </w:pPr>
-      <w:r>
-        <w:rPr>
-          <w:rStyle w:val="HTML"/>
-        </w:rPr>
-        <w:t>ls -l build/server.js                          # соб</w:t>
-      </w:r>
-      <w:r>
-        <w:rPr>
-          <w:rStyle w:val="HTML"/>
-        </w:rPr>
-        <w:t>ран ли (иначе не запустится)</w:t>
-      </w:r>
-    </w:p>
-    <w:p>
-      <w:pPr>
-        <w:pStyle w:val="HTML0"/>
-        <w:rPr>
-          <w:rStyle w:val="HTML"/>
-        </w:rPr>
-      </w:pPr>
-      <w:r>
-        <w:rPr>
-          <w:rStyle w:val="HTML"/>
-        </w:rPr>
-        <w:t>cat .env                                       # конфиг: порты и адреса</w:t>
-      </w:r>
-    </w:p>
-    <w:p>
-      <w:pPr>
-        <w:pStyle w:val="HTML0"/>
-        <w:rPr>
-          <w:rStyle w:val="HTML"/>
-        </w:rPr>
-      </w:pPr>
-      <w:r>
-        <w:rPr>
-          <w:rStyle w:val="HTML"/>
-        </w:rPr>
-        <w:t>grep -rl "$PWD" /etc/systemd/system/*.service  # каким юнитом запускается</w:t>
-      </w:r>
-    </w:p>
-    <w:p>
-      <w:pPr>
-        <w:pStyle w:val="HTML0"/>
-        <w:rPr>
-          <w:rStyle w:val="HTML"/>
-        </w:rPr>
-      </w:pPr>
-      <w:r>
-        <w:rPr>
-          <w:rStyle w:val="HTML"/>
-        </w:rPr>
-        <w:t>pm2 list                                       # в проде fb-port живёт под PM2</w:t>
-      </w:r>
-    </w:p>
-    <w:p>
-      <w:pPr>
-        <w:pStyle w:val="3"/>
-        <w:rPr>
-          <w:rFonts w:ascii="Segoe UI" w:eastAsia="Times New Roman" w:hAnsi="Segoe UI" w:cs="Segoe UI"/>
-        </w:rPr>
-      </w:pPr>
-      <w:r>
-        <w:rPr>
-          <w:rFonts w:ascii="Segoe UI" w:eastAsia="Times New Roman" w:hAnsi="Segoe UI" w:cs="Segoe UI"/>
-        </w:rPr>
-        <w:t>Ша</w:t>
-      </w:r>
-      <w:r>
-        <w:rPr>
-          <w:rFonts w:ascii="Segoe UI" w:eastAsia="Times New Roman" w:hAnsi="Segoe UI" w:cs="Segoe UI"/>
-        </w:rPr>
-        <w:t>г 7. MongoDB</w:t>
-      </w:r>
-    </w:p>
-    <w:p>
-      <w:pPr>
-        <w:pStyle w:val="HTML0"/>
-        <w:rPr>
-          <w:rStyle w:val="HTML"/>
-        </w:rPr>
-      </w:pPr>
-      <w:r>
-        <w:rPr>
-          <w:rStyle w:val="HTML"/>
-        </w:rPr>
-        <w:t>mongod --version | head -1</w:t>
-      </w:r>
-    </w:p>
-    <w:p>
-      <w:pPr>
-        <w:pStyle w:val="HTML0"/>
-        <w:rPr>
-          <w:rStyle w:val="HTML"/>
-        </w:rPr>
-      </w:pPr>
-      <w:r>
-        <w:rPr>
-          <w:rStyle w:val="HTML"/>
-        </w:rPr>
-        <w:t>grep -E '^\s*(bindIp|port|authorization|dbPath)' /etc/mongod.conf</w:t>
-      </w:r>
-    </w:p>
-    <w:p>
-      <w:pPr>
-        <w:pStyle w:val="HTML0"/>
-        <w:rPr>
-          <w:rStyle w:val="HTML"/>
-        </w:rPr>
-      </w:pPr>
-      <w:r>
-        <w:rPr>
-          <w:rStyle w:val="HTML"/>
-        </w:rPr>
-        <w:t>mongosh --quiet --eval 'db.adminCommand({listDatabases:1}).databases.forEach(d=&gt;print(d.name))'</w:t>
-      </w:r>
-    </w:p>
-    <w:p>
-      <w:pPr>
-        <w:pStyle w:val="HTML0"/>
-        <w:rPr>
-          <w:rStyle w:val="HTML"/>
-        </w:rPr>
-      </w:pPr>
-      <w:r>
-        <w:rPr>
-          <w:rStyle w:val="HTML"/>
-        </w:rPr>
-        <w:t>mongosh --quiet c1_data --eval 'db.getCollectionNames().forEach(c=&gt;print(c, db.getCollection(c).countDocuments()))'</w:t>
-      </w:r>
-    </w:p>
-    <w:p>
-      <w:pPr>
-        <w:pStyle w:val="3"/>
-        <w:rPr>
-          <w:rFonts w:ascii="Segoe UI" w:eastAsia="Times New Roman" w:hAnsi="Segoe UI" w:cs="Segoe UI"/>
-        </w:rPr>
-      </w:pPr>
-      <w:r>
-        <w:rPr>
-          <w:rFonts w:ascii="Segoe UI" w:eastAsia="Times New Roman" w:hAnsi="Segoe UI" w:cs="Segoe UI"/>
-        </w:rPr>
-        <w:t>Шаг 8. Проверить связи прикладным запросом</w:t>
-      </w:r>
-    </w:p>
-    <w:p>
-      <w:pPr>
-        <w:pStyle w:val="a3"/>
-        <w:rPr>
-          <w:rFonts w:ascii="Segoe UI" w:hAnsi="Segoe UI" w:cs="Segoe UI"/>
-          <w:sz w:val="22"/>
-          <w:szCs w:val="22"/>
-        </w:rPr>
-      </w:pPr>
-      <w:r>
-        <w:rPr>
-          <w:rFonts w:ascii="Segoe UI" w:hAnsi="Segoe UI" w:cs="Segoe UI"/>
-          <w:sz w:val="22"/>
-          <w:szCs w:val="22"/>
-        </w:rPr>
-        <w:t>К</w:t>
-      </w:r>
-      <w:r>
-        <w:rPr>
-          <w:rFonts w:ascii="Segoe UI" w:hAnsi="Segoe UI" w:cs="Segoe UI"/>
-          <w:sz w:val="22"/>
-          <w:szCs w:val="22"/>
-        </w:rPr>
-        <w:t>онфиг показывает намерение, а эти три команды — что происходит на самом деле:</w:t>
-      </w:r>
-    </w:p>
-    <w:p>
-      <w:pPr>
-        <w:pStyle w:val="HTML0"/>
-        <w:rPr>
-          <w:rStyle w:val="HTML"/>
-        </w:rPr>
-      </w:pPr>
-      <w:r>
-        <w:rPr>
-          <w:rStyle w:val="HTML"/>
-        </w:rPr>
-        <w:t>curl -s http://127.0.0.1:3738/test_db | grep -o '"DB_NAME":"[^"]*"'  # база, куда C1CServ реально пишет</w:t>
-      </w:r>
-    </w:p>
-    <w:p>
-      <w:pPr>
-        <w:pStyle w:val="HTML0"/>
-        <w:rPr>
-          <w:rStyle w:val="HTML"/>
-        </w:rPr>
-      </w:pPr>
-      <w:r>
-        <w:rPr>
-          <w:rStyle w:val="HTML"/>
-        </w:rPr>
-        <w:t>curl -s http://127.0.0.1:3333/ProcList | head -c 200                  # жи</w:t>
-      </w:r>
-      <w:r>
-        <w:rPr>
-          <w:rStyle w:val="HTML"/>
-        </w:rPr>
-        <w:t>вость fb-port</w:t>
-      </w:r>
-    </w:p>
-    <w:p>
-      <w:pPr>
-        <w:pStyle w:val="HTML0"/>
-        <w:rPr>
-          <w:rStyle w:val="HTML"/>
-        </w:rPr>
-      </w:pPr>
-      <w:r>
-        <w:rPr>
-          <w:rStyle w:val="HTML"/>
-        </w:rPr>
-        <w:t>curl -s "http://&lt;адрес-1С&gt;/unf/hs/ht/get_measure/&lt;GUID&gt;"              # живость 1С</w:t>
-      </w:r>
-    </w:p>
-    <w:p>
-      <w:pPr>
-        <w:pStyle w:val="3"/>
-        <w:rPr>
-          <w:rFonts w:ascii="Segoe UI" w:eastAsia="Times New Roman" w:hAnsi="Segoe UI" w:cs="Segoe UI"/>
-        </w:rPr>
-      </w:pPr>
-      <w:r>
-        <w:rPr>
-          <w:rFonts w:ascii="Segoe UI" w:eastAsia="Times New Roman" w:hAnsi="Segoe UI" w:cs="Segoe UI"/>
-        </w:rPr>
-        <w:t>Пароль для опроса баз</w:t>
-      </w:r>
-    </w:p>
-    <w:p>
-      <w:pPr>
-        <w:pStyle w:val="a3"/>
-        <w:rPr>
-          <w:rFonts w:ascii="Segoe UI" w:hAnsi="Segoe UI" w:cs="Segoe UI"/>
-          <w:sz w:val="22"/>
-          <w:szCs w:val="22"/>
-        </w:rPr>
-      </w:pPr>
-      <w:r>
-        <w:rPr>
-          <w:rFonts w:ascii="Segoe UI" w:hAnsi="Segoe UI" w:cs="Segoe UI"/>
-          <w:sz w:val="22"/>
-          <w:szCs w:val="22"/>
-        </w:rPr>
-        <w:t xml:space="preserve">Ищется автоматически в </w:t>
-      </w:r>
-      <w:r>
-        <w:rPr>
-          <w:rStyle w:val="HTML"/>
-        </w:rPr>
-        <w:t>.env</w:t>
-      </w:r>
-      <w:r>
-        <w:rPr>
-          <w:rFonts w:ascii="Segoe UI" w:hAnsi="Segoe UI" w:cs="Segoe UI"/>
-          <w:sz w:val="22"/>
-          <w:szCs w:val="22"/>
-        </w:rPr>
-        <w:t xml:space="preserve"> найденного fb-port и в </w:t>
-      </w:r>
-      <w:r>
-        <w:rPr>
-          <w:rStyle w:val="HTML"/>
-        </w:rPr>
-        <w:t>/etc/firebird/*/SYSDBA.password</w:t>
-      </w:r>
-      <w:r>
-        <w:rPr>
-          <w:rFonts w:ascii="Segoe UI" w:hAnsi="Segoe UI" w:cs="Segoe UI"/>
-          <w:sz w:val="22"/>
-          <w:szCs w:val="22"/>
-        </w:rPr>
-        <w:t>. Можно задать явно:</w:t>
-      </w:r>
-    </w:p>
-    <w:p>
-      <w:pPr>
-        <w:pStyle w:val="HTML0"/>
-        <w:rPr>
-          <w:rStyle w:val="HTML"/>
-        </w:rPr>
-      </w:pPr>
-      <w:r>
-        <w:rPr>
-          <w:rStyle w:val="HTML"/>
-        </w:rPr>
-        <w:t xml:space="preserve">ssh &lt;host&gt; 'sudo ISC_PASSWORD=... </w:t>
-      </w:r>
-      <w:r>
-        <w:rPr>
-          <w:rStyle w:val="HTML"/>
-        </w:rPr>
-        <w:t>bash -s' &lt; tools/discover-stack.sh</w:t>
-      </w:r>
-    </w:p>
-    <w:p>
-      <w:pPr>
-        <w:pStyle w:val="a3"/>
-        <w:rPr>
-          <w:rFonts w:ascii="Segoe UI" w:hAnsi="Segoe UI" w:cs="Segoe UI"/>
-          <w:sz w:val="22"/>
-          <w:szCs w:val="22"/>
-        </w:rPr>
-      </w:pPr>
-      <w:r>
-        <w:rPr>
-          <w:rFonts w:ascii="Segoe UI" w:hAnsi="Segoe UI" w:cs="Segoe UI"/>
-          <w:sz w:val="22"/>
-          <w:szCs w:val="22"/>
-        </w:rPr>
-        <w:t>Без пароля скрипт отработает, но раздел с опознанием баз будет пустым.</w:t>
-      </w:r>
-    </w:p>
-    <w:p>
-      <w:pPr>
-        <w:pStyle w:val="3"/>
-        <w:rPr>
-          <w:rFonts w:ascii="Segoe UI" w:eastAsia="Times New Roman" w:hAnsi="Segoe UI" w:cs="Segoe UI"/>
-        </w:rPr>
-      </w:pPr>
-      <w:r>
-        <w:rPr>
-          <w:rFonts w:ascii="Segoe UI Emoji" w:eastAsia="Times New Roman" w:hAnsi="Segoe UI Emoji" w:cs="Segoe UI Emoji"/>
-        </w:rPr>
-        <w:t>⚠️</w:t>
-      </w:r>
-      <w:r>
-        <w:rPr>
-          <w:rFonts w:ascii="Segoe UI" w:eastAsia="Times New Roman" w:hAnsi="Segoe UI" w:cs="Segoe UI"/>
-        </w:rPr>
-        <w:t xml:space="preserve"> </w:t>
-      </w:r>
-      <w:r>
-        <w:rPr>
-          <w:rFonts w:ascii="Segoe UI" w:eastAsia="Times New Roman" w:hAnsi="Segoe UI" w:cs="Segoe UI"/>
-        </w:rPr>
-        <w:t>Отчёт</w:t>
-      </w:r>
-      <w:r>
-        <w:rPr>
-          <w:rFonts w:ascii="Segoe UI" w:eastAsia="Times New Roman" w:hAnsi="Segoe UI" w:cs="Segoe UI"/>
-        </w:rPr>
-        <w:t xml:space="preserve"> </w:t>
-      </w:r>
-      <w:r>
-        <w:rPr>
-          <w:rFonts w:ascii="Segoe UI" w:eastAsia="Times New Roman" w:hAnsi="Segoe UI" w:cs="Segoe UI"/>
-        </w:rPr>
-        <w:t>—</w:t>
-      </w:r>
-      <w:r>
-        <w:rPr>
-          <w:rFonts w:ascii="Segoe UI" w:eastAsia="Times New Roman" w:hAnsi="Segoe UI" w:cs="Segoe UI"/>
-        </w:rPr>
-        <w:t xml:space="preserve"> </w:t>
-      </w:r>
-      <w:r>
-        <w:rPr>
-          <w:rFonts w:ascii="Segoe UI" w:eastAsia="Times New Roman" w:hAnsi="Segoe UI" w:cs="Segoe UI"/>
-        </w:rPr>
-        <w:t>секрет</w:t>
-      </w:r>
-    </w:p>
-    <w:p>
-      <w:pPr>
-        <w:pStyle w:val="a3"/>
-        <w:rPr>
-          <w:rFonts w:ascii="Segoe UI" w:hAnsi="Segoe UI" w:cs="Segoe UI"/>
-          <w:sz w:val="22"/>
-          <w:szCs w:val="22"/>
-        </w:rPr>
-      </w:pPr>
-      <w:r>
-        <w:rPr>
-          <w:rFonts w:ascii="Segoe UI" w:hAnsi="Segoe UI" w:cs="Segoe UI"/>
-          <w:sz w:val="22"/>
-          <w:szCs w:val="22"/>
-        </w:rPr>
         <w:t xml:space="preserve">По требованию заказчика пароли выводятся </w:t>
       </w:r>
       <w:r>
@@ -5960,13 +6147,7 @@
         <w:rPr>
           <w:rStyle w:val="HTML"/>
         </w:rPr>
-        <w:t>.g</w:t>
-      </w:r>
-      <w:r>
-        <w:rPr>
-          <w:rStyle w:val="HTML"/>
-        </w:rPr>
-        <w:t>itignore</w:t>
+        <w:t>.gitignore</w:t>
       </w:r>
       <w:r>
         <w:rPr>
@@ -6030,7 +6211,15 @@
           <w:sz w:val="22"/>
           <w:szCs w:val="22"/>
         </w:rPr>
-        <w:t>. Не коммитить, не пересылать открытыми каналами, удалять после использования.</w:t>
+        <w:t xml:space="preserve">. Не коммитить, </w:t>
+      </w:r>
+      <w:r>
+        <w:rPr>
+          <w:rFonts w:ascii="Segoe UI" w:hAnsi="Segoe UI" w:cs="Segoe UI"/>
+          <w:sz w:val="22"/>
+          <w:szCs w:val="22"/>
+        </w:rPr>
+        <w:t>не пересылать открытыми каналами, удалять после использования.</w:t>
       </w:r>
     </w:p>
     <w:sectPr>
@@ -6046,122 +6235,9 @@
 <file path=word/numbering.xml><?xml version="1.0" encoding="utf-8"?>
 <w:numbering xmlns:wpc="http://schemas.microsoft.com/office/word/2010/wordprocessingCanvas" xmlns:cx="http://schemas.microsoft.com/office/drawing/2014/chartex" xmlns:cx1="http://schemas.microsoft.com/office/drawing/2015/9/8/chartex" xmlns:cx2="http://schemas.microsoft.com/office/drawing/2015/10/21/chartex" xmlns:cx3="http://schemas.microsoft.com/office/drawing/2016/5/9/chartex" xmlns:cx4="http://schemas.microsoft.com/office/drawing/2016/5/10/chartex" xmlns:cx5="http://schemas.microsoft.com/office/drawing/2016/5/11/chartex" xmlns:cx6="http://schemas.microsoft.com/office/drawing/2016/5/12/chartex" xmlns:cx7="http://schemas.microsoft.com/office/drawing/2016/5/13/chartex" xmlns:cx8="http://schemas.microsoft.com/office/drawing/2016/5/14/chartex" xmlns:mc="http://schemas.openxmlformats.org/markup-compatibility/2006" xmlns:aink="http://schemas.microsoft.com/office/drawing/2016/ink" xmlns:am3d="http://schemas.microsoft.com/office/drawing/2017/model3d" xmlns:o="urn:schemas-microsoft-com:office:office" xmlns:r="http://schemas.openxmlformats.org/officeDocument/2006/relationships" xmlns:m="http://schemas.openxmlformats.org/officeDocument/2006/math" xmlns:v="urn:schemas-microsoft-com:vml" xmlns:wp14="http://schemas.microsoft.com/office/word/2010/wordprocessingDrawing" xmlns:wp="http://schemas.openxmlformats.org/drawingml/2006/wordprocessingDrawing" xmlns:w10="urn:schemas-microsoft-com:office:word" xmlns:w="http://schemas.openxmlformats.org/wordprocessingml/2006/main" xmlns:w14="http://schemas.microsoft.com/office/word/2010/wordml" xmlns:w15="http://schemas.microsoft.com/office/word/2012/wordml" xmlns:w16cex="http://schemas.microsoft.com/office/word/2018/wordml/cex" xmlns:w16cid="http://schemas.microsoft.com/office/word/2016/wordml/cid" xmlns:w16="http://schemas.microsoft.com/office/word/2018/wordml" xmlns:w16sdtdh="http://schemas.microsoft.com/office/word/2020/wordml/sdtdatahash" xmlns:w16se="http://schemas.microsoft.com/office/word/2015/wordml/symex" xmlns:wpg="http://schemas.microsoft.com/office/word/2010/wordprocessingGroup" xmlns:wpi="http://schemas.microsoft.com/office/word/2010/wordprocessingInk" xmlns:wne="http://schemas.microsoft.com/office/word/2006/wordml" xmlns:wps="http://schemas.microsoft.com/office/word/2010/wordprocessingShape" mc:Ignorable="w14 w15 w16se w16cid w16 w16cex w16sdtdh wp14">
   <w:abstractNum w:abstractNumId="0" w15:restartNumberingAfterBreak="0">
-    <w:nsid w:val="174B4FA1"/>
+    <w:nsid w:val="00D75B07"/>
     <w:multiLevelType w:val="multilevel"/>
-    <w:tmpl w:val="4BCA18B6"/>
-    <w:lvl w:ilvl="0">
-      <w:start w:val="1"/>
-      <w:numFmt w:val="decimal"/>
-      <w:lvlText w:val="%1."/>
-      <w:lvlJc w:val="left"/>
-      <w:pPr>
-        <w:tabs>
-          <w:tab w:val="num" w:pos="720"/>
-        </w:tabs>
-        <w:ind w:left="720" w:hanging="360"/>
-      </w:pPr>
-    </w:lvl>
-    <w:lvl w:ilvl="1" w:tentative="1">
-      <w:start w:val="1"/>
-      <w:numFmt w:val="decimal"/>
-      <w:lvlText w:val="%2."/>
-      <w:lvlJc w:val="left"/>
-      <w:pPr>
-        <w:tabs>
-          <w:tab w:val="num" w:pos="1440"/>
-        </w:tabs>
-        <w:ind w:left="1440" w:hanging="360"/>
-      </w:pPr>
-    </w:lvl>
-    <w:lvl w:ilvl="2" w:tentative="1">
-      <w:start w:val="1"/>
-      <w:numFmt w:val="decimal"/>
-      <w:lvlText w:val="%3."/>
-      <w:lvlJc w:val="left"/>
-      <w:pPr>
-        <w:tabs>
-          <w:tab w:val="num" w:pos="2160"/>
-        </w:tabs>
-        <w:ind w:left="2160" w:hanging="360"/>
-      </w:pPr>
-    </w:lvl>
-    <w:lvl w:ilvl="3" w:tentative="1">
-      <w:start w:val="1"/>
-      <w:numFmt w:val="decimal"/>
-      <w:lvlText w:val="%4."/>
-      <w:lvlJc w:val="left"/>
-      <w:pPr>
-        <w:tabs>
-          <w:tab w:val="num" w:pos="2880"/>
-        </w:tabs>
-        <w:ind w:left="2880" w:hanging="360"/>
-      </w:pPr>
-    </w:lvl>
-    <w:lvl w:ilvl="4" w:tentative="1">
-      <w:start w:val="1"/>
-      <w:numFmt w:val="decimal"/>
-      <w:lvlText w:val="%5."/>
-      <w:lvlJc w:val="left"/>
-      <w:pPr>
-        <w:tabs>
-          <w:tab w:val="num" w:pos="3600"/>
-        </w:tabs>
-        <w:ind w:left="3600" w:hanging="360"/>
-      </w:pPr>
-    </w:lvl>
-    <w:lvl w:ilvl="5" w:tentative="1">
-      <w:start w:val="1"/>
-      <w:numFmt w:val="decimal"/>
-      <w:lvlText w:val="%6."/>
-      <w:lvlJc w:val="left"/>
-      <w:pPr>
-        <w:tabs>
-          <w:tab w:val="num" w:pos="4320"/>
-        </w:tabs>
-        <w:ind w:left="4320" w:hanging="360"/>
-      </w:pPr>
-    </w:lvl>
-    <w:lvl w:ilvl="6" w:tentative="1">
-      <w:start w:val="1"/>
-      <w:numFmt w:val="decimal"/>
-      <w:lvlText w:val="%7."/>
-      <w:lvlJc w:val="left"/>
-      <w:pPr>
-        <w:tabs>
-          <w:tab w:val="num" w:pos="5040"/>
-        </w:tabs>
-        <w:ind w:left="5040" w:hanging="360"/>
-      </w:pPr>
-    </w:lvl>
-    <w:lvl w:ilvl="7" w:tentative="1">
-      <w:start w:val="1"/>
-      <w:numFmt w:val="decimal"/>
-      <w:lvlText w:val="%8."/>
-      <w:lvlJc w:val="left"/>
-      <w:pPr>
-        <w:tabs>
-          <w:tab w:val="num" w:pos="5760"/>
-        </w:tabs>
-        <w:ind w:left="5760" w:hanging="360"/>
-      </w:pPr>
-    </w:lvl>
-    <w:lvl w:ilvl="8" w:tentative="1">
-      <w:start w:val="1"/>
-      <w:numFmt w:val="decimal"/>
-      <w:lvlText w:val="%9."/>
-      <w:lvlJc w:val="left"/>
-      <w:pPr>
-        <w:tabs>
-          <w:tab w:val="num" w:pos="6480"/>
-        </w:tabs>
-        <w:ind w:left="6480" w:hanging="360"/>
-      </w:pPr>
-    </w:lvl>
-  </w:abstractNum>
-  <w:abstractNum w:abstractNumId="1" w15:restartNumberingAfterBreak="0">
-    <w:nsid w:val="693A1B69"/>
-    <w:multiLevelType w:val="multilevel"/>
-    <w:tmpl w:val="7FA20FF0"/>
+    <w:tmpl w:val="B1849390"/>
     <w:lvl w:ilvl="0">
       <w:start w:val="1"/>
       <w:numFmt w:val="bullet"/>
@@ -6307,11 +6383,124 @@
       </w:rPr>
     </w:lvl>
   </w:abstractNum>
+  <w:abstractNum w:abstractNumId="1" w15:restartNumberingAfterBreak="0">
+    <w:nsid w:val="76A43FA3"/>
+    <w:multiLevelType w:val="multilevel"/>
+    <w:tmpl w:val="2F3EA2A8"/>
+    <w:lvl w:ilvl="0">
+      <w:start w:val="1"/>
+      <w:numFmt w:val="decimal"/>
+      <w:lvlText w:val="%1."/>
+      <w:lvlJc w:val="left"/>
+      <w:pPr>
+        <w:tabs>
+          <w:tab w:val="num" w:pos="720"/>
+        </w:tabs>
+        <w:ind w:left="720" w:hanging="360"/>
+      </w:pPr>
+    </w:lvl>
+    <w:lvl w:ilvl="1" w:tentative="1">
+      <w:start w:val="1"/>
+      <w:numFmt w:val="decimal"/>
+      <w:lvlText w:val="%2."/>
+      <w:lvlJc w:val="left"/>
+      <w:pPr>
+        <w:tabs>
+          <w:tab w:val="num" w:pos="1440"/>
+        </w:tabs>
+        <w:ind w:left="1440" w:hanging="360"/>
+      </w:pPr>
+    </w:lvl>
+    <w:lvl w:ilvl="2" w:tentative="1">
+      <w:start w:val="1"/>
+      <w:numFmt w:val="decimal"/>
+      <w:lvlText w:val="%3."/>
+      <w:lvlJc w:val="left"/>
+      <w:pPr>
+        <w:tabs>
+          <w:tab w:val="num" w:pos="2160"/>
+        </w:tabs>
+        <w:ind w:left="2160" w:hanging="360"/>
+      </w:pPr>
+    </w:lvl>
+    <w:lvl w:ilvl="3" w:tentative="1">
+      <w:start w:val="1"/>
+      <w:numFmt w:val="decimal"/>
+      <w:lvlText w:val="%4."/>
+      <w:lvlJc w:val="left"/>
+      <w:pPr>
+        <w:tabs>
+          <w:tab w:val="num" w:pos="2880"/>
+        </w:tabs>
+        <w:ind w:left="2880" w:hanging="360"/>
+      </w:pPr>
+    </w:lvl>
+    <w:lvl w:ilvl="4" w:tentative="1">
+      <w:start w:val="1"/>
+      <w:numFmt w:val="decimal"/>
+      <w:lvlText w:val="%5."/>
+      <w:lvlJc w:val="left"/>
+      <w:pPr>
+        <w:tabs>
+          <w:tab w:val="num" w:pos="3600"/>
+        </w:tabs>
+        <w:ind w:left="3600" w:hanging="360"/>
+      </w:pPr>
+    </w:lvl>
+    <w:lvl w:ilvl="5" w:tentative="1">
+      <w:start w:val="1"/>
+      <w:numFmt w:val="decimal"/>
+      <w:lvlText w:val="%6."/>
+      <w:lvlJc w:val="left"/>
+      <w:pPr>
+        <w:tabs>
+          <w:tab w:val="num" w:pos="4320"/>
+        </w:tabs>
+        <w:ind w:left="4320" w:hanging="360"/>
+      </w:pPr>
+    </w:lvl>
+    <w:lvl w:ilvl="6" w:tentative="1">
+      <w:start w:val="1"/>
+      <w:numFmt w:val="decimal"/>
+      <w:lvlText w:val="%7."/>
+      <w:lvlJc w:val="left"/>
+      <w:pPr>
+        <w:tabs>
+          <w:tab w:val="num" w:pos="5040"/>
+        </w:tabs>
+        <w:ind w:left="5040" w:hanging="360"/>
+      </w:pPr>
+    </w:lvl>
+    <w:lvl w:ilvl="7" w:tentative="1">
+      <w:start w:val="1"/>
+      <w:numFmt w:val="decimal"/>
+      <w:lvlText w:val="%8."/>
+      <w:lvlJc w:val="left"/>
+      <w:pPr>
+        <w:tabs>
+          <w:tab w:val="num" w:pos="5760"/>
+        </w:tabs>
+        <w:ind w:left="5760" w:hanging="360"/>
+      </w:pPr>
+    </w:lvl>
+    <w:lvl w:ilvl="8" w:tentative="1">
+      <w:start w:val="1"/>
+      <w:numFmt w:val="decimal"/>
+      <w:lvlText w:val="%9."/>
+      <w:lvlJc w:val="left"/>
+      <w:pPr>
+        <w:tabs>
+          <w:tab w:val="num" w:pos="6480"/>
+        </w:tabs>
+        <w:ind w:left="6480" w:hanging="360"/>
+      </w:pPr>
+    </w:lvl>
+  </w:abstractNum>
   <w:num w:numId="1">
-    <w:abstractNumId w:val="0"/>
+    <w:abstractNumId w:val="1"/>
   </w:num>
   <w:num w:numId="2">
-    <w:abstractNumId w:val="1"/>
+    <w:abstractNumId w:val="0"/>
   </w:num>
 </w:numbering>
 </file>
